--- a/assets/lectures/student-question-assessment/worksheets/weather-question-worksheet-example.docx
+++ b/assets/lectures/student-question-assessment/worksheets/weather-question-worksheet-example.docx
@@ -64,7 +64,7 @@
           <w:color w:val="333333"/>
           <w:sz w:val="19"/>
         </w:rPr>
-        <w:t>이 문서는 집합연수 24~35차시의 설계 절차를 「날씨와 우리 생활」 단원으로 채운 모범 예시다. 각 칸의 예시를 참고해 선생님의 단원으로 바꾸어 설계하면 된다. 단원 전체를 관통하는 장치로 학급이 '우리 반 기상 관측단'이 되어 매 차시 날씨 자료를 모으고, 마지막에 '우리 반 30초 일기예보'를 만들어 배움을 세상에 내놓는다.</w:t>
+        <w:t>집합연수 24~35차시의 설계 절차를 「날씨와 우리 생활」 단원으로 끝까지 채운 모범 예시다. 1~3단계(단원 정보·교육과정 분석·핵심 질문)는 확정본을 그대로 반영했고, 4단계부터 그 위에서 설계했다. 단원 전체를 관통하는 장치로 학급이 '우리 반 기상 관측단'이 되어 매 차시 날씨 자료를 모으고, 마지막에 '우리 반 30초 일기예보'를 만들어 배움을 세상에 내놓는다.</w:t>
       </w:r>
     </w:p>
     <w:p>
@@ -316,51 +316,7 @@
                 <w:b w:val="0"/>
                 <w:sz w:val="19"/>
               </w:rPr>
-              <w:t>총 11~12차시 (예시 구성)</w:t>
-            </w:r>
-          </w:p>
-        </w:tc>
-      </w:tr>
-      <w:tr>
-        <w:tc>
-          <w:tcPr>
-            <w:tcW w:type="dxa" w:w="2120"/>
-            <w:vAlign w:val="center"/>
-          </w:tcPr>
-          <w:p>
-            <w:r>
-              <w:rPr>
-                <w:rFonts w:ascii="맑은 고딕" w:hAnsi="맑은 고딕" w:eastAsia="맑은 고딕" w:cs="맑은 고딕"/>
-              </w:rPr>
-            </w:r>
-            <w:r>
-              <w:rPr>
-                <w:rFonts w:ascii="맑은 고딕" w:hAnsi="맑은 고딕" w:eastAsia="맑은 고딕" w:cs="맑은 고딕"/>
-                <w:b w:val="0"/>
-                <w:sz w:val="19"/>
-              </w:rPr>
-              <w:t>단원 관통 프로젝트</w:t>
-            </w:r>
-          </w:p>
-        </w:tc>
-        <w:tc>
-          <w:tcPr>
-            <w:tcW w:type="dxa" w:w="7517"/>
-            <w:vAlign w:val="center"/>
-          </w:tcPr>
-          <w:p>
-            <w:r>
-              <w:rPr>
-                <w:rFonts w:ascii="맑은 고딕" w:hAnsi="맑은 고딕" w:eastAsia="맑은 고딕" w:cs="맑은 고딕"/>
-              </w:rPr>
-            </w:r>
-            <w:r>
-              <w:rPr>
-                <w:rFonts w:ascii="맑은 고딕" w:hAnsi="맑은 고딕" w:eastAsia="맑은 고딕" w:cs="맑은 고딕"/>
-                <w:b w:val="0"/>
-                <w:sz w:val="19"/>
-              </w:rPr>
-              <w:t>‘우리 반 기상 관측단’ → 자료를 모아 ‘우리 반 일기예보’ 제작·발표</w:t>
+              <w:t>12</w:t>
             </w:r>
           </w:p>
         </w:tc>
@@ -396,54 +352,114 @@
         <w:t>영역:  지구와 우주</w:t>
       </w:r>
     </w:p>
-    <w:p>
-      <w:r>
-        <w:rPr>
-          <w:rFonts w:ascii="맑은 고딕" w:hAnsi="맑은 고딕" w:eastAsia="맑은 고딕" w:cs="맑은 고딕"/>
-          <w:b w:val="0"/>
-          <w:sz w:val="21"/>
-        </w:rPr>
-        <w:t>핵심 아이디어</w:t>
-      </w:r>
-    </w:p>
+    <w:tbl>
+      <w:tblPr>
+        <w:tblStyle w:val="TableGrid"/>
+        <w:tblW w:type="auto" w:w="0"/>
+        <w:tblLayout w:type="fixed"/>
+        <w:tblLook w:firstColumn="1" w:firstRow="1" w:lastColumn="0" w:lastRow="0" w:noHBand="0" w:noVBand="1" w:val="04A0"/>
+      </w:tblPr>
+      <w:tblGrid>
+        <w:gridCol w:w="4819"/>
+        <w:gridCol w:w="4819"/>
+      </w:tblGrid>
+      <w:tr>
+        <w:tc>
+          <w:tcPr>
+            <w:tcW w:type="dxa" w:w="2120"/>
+            <w:shd w:val="clear" w:fill="1F3A5F"/>
+            <w:vAlign w:val="center"/>
+          </w:tcPr>
+          <w:p>
+            <w:r>
+              <w:rPr>
+                <w:rFonts w:ascii="맑은 고딕" w:hAnsi="맑은 고딕" w:eastAsia="맑은 고딕" w:cs="맑은 고딕"/>
+              </w:rPr>
+            </w:r>
+            <w:r>
+              <w:rPr>
+                <w:rFonts w:ascii="맑은 고딕" w:hAnsi="맑은 고딕" w:eastAsia="맑은 고딕" w:cs="맑은 고딕"/>
+                <w:b/>
+                <w:color w:val="FFFFFF"/>
+                <w:sz w:val="20"/>
+              </w:rPr>
+              <w:t>구분</w:t>
+            </w:r>
+          </w:p>
+        </w:tc>
+        <w:tc>
+          <w:tcPr>
+            <w:tcW w:type="dxa" w:w="7517"/>
+            <w:shd w:val="clear" w:fill="1F3A5F"/>
+            <w:vAlign w:val="center"/>
+          </w:tcPr>
+          <w:p>
+            <w:r>
+              <w:rPr>
+                <w:rFonts w:ascii="맑은 고딕" w:hAnsi="맑은 고딕" w:eastAsia="맑은 고딕" w:cs="맑은 고딕"/>
+              </w:rPr>
+            </w:r>
+            <w:r>
+              <w:rPr>
+                <w:rFonts w:ascii="맑은 고딕" w:hAnsi="맑은 고딕" w:eastAsia="맑은 고딕" w:cs="맑은 고딕"/>
+                <w:b/>
+                <w:color w:val="FFFFFF"/>
+                <w:sz w:val="20"/>
+              </w:rPr>
+              <w:t>내용</w:t>
+            </w:r>
+          </w:p>
+        </w:tc>
+      </w:tr>
+      <w:tr>
+        <w:tc>
+          <w:tcPr>
+            <w:tcW w:type="dxa" w:w="2120"/>
+            <w:vAlign w:val="center"/>
+          </w:tcPr>
+          <w:p>
+            <w:r>
+              <w:rPr>
+                <w:rFonts w:ascii="맑은 고딕" w:hAnsi="맑은 고딕" w:eastAsia="맑은 고딕" w:cs="맑은 고딕"/>
+              </w:rPr>
+            </w:r>
+            <w:r>
+              <w:rPr>
+                <w:rFonts w:ascii="맑은 고딕" w:hAnsi="맑은 고딕" w:eastAsia="맑은 고딕" w:cs="맑은 고딕"/>
+                <w:b w:val="0"/>
+                <w:sz w:val="19"/>
+              </w:rPr>
+              <w:t>핵심 아이디어</w:t>
+            </w:r>
+          </w:p>
+        </w:tc>
+        <w:tc>
+          <w:tcPr>
+            <w:tcW w:type="dxa" w:w="7517"/>
+            <w:vAlign w:val="center"/>
+          </w:tcPr>
+          <w:p>
+            <w:r>
+              <w:rPr>
+                <w:rFonts w:ascii="맑은 고딕" w:hAnsi="맑은 고딕" w:eastAsia="맑은 고딕" w:cs="맑은 고딕"/>
+              </w:rPr>
+            </w:r>
+            <w:r>
+              <w:rPr>
+                <w:rFonts w:ascii="맑은 고딕" w:hAnsi="맑은 고딕" w:eastAsia="맑은 고딕" w:cs="맑은 고딕"/>
+                <w:b w:val="0"/>
+                <w:sz w:val="19"/>
+              </w:rPr>
+              <w:t>지구의 기후시스템은 태양 복사와 지구 복사, 인간 활동 등의 영향을 받으며, 이러한 요인들이 복합적으로 상호작용하여 나타난 기상 현상과 기후변화는 우리 생활과 지속가능성에 영향을 미친다.</w:t>
+            </w:r>
+          </w:p>
+        </w:tc>
+      </w:tr>
+    </w:tbl>
     <w:p>
       <w:pPr>
-        <w:pStyle w:val="ListBullet"/>
+        <w:spacing w:after="40"/>
       </w:pPr>
-      <w:r>
-        <w:rPr>
-          <w:rFonts w:ascii="맑은 고딕" w:hAnsi="맑은 고딕" w:eastAsia="맑은 고딕" w:cs="맑은 고딕"/>
-          <w:b w:val="0"/>
-          <w:sz w:val="21"/>
-        </w:rPr>
-        <w:t>대기 중의 물은 상태를 바꾸며 순환하고, 그 과정에서 이슬·안개·구름·비·눈 같은 다양한 기상 현상이 나타난다.</w:t>
-      </w:r>
-    </w:p>
-    <w:p>
-      <w:pPr>
-        <w:pStyle w:val="ListBullet"/>
-      </w:pPr>
-      <w:r>
-        <w:rPr>
-          <w:rFonts w:ascii="맑은 고딕" w:hAnsi="맑은 고딕" w:eastAsia="맑은 고딕" w:cs="맑은 고딕"/>
-          <w:b w:val="0"/>
-          <w:sz w:val="21"/>
-        </w:rPr>
-        <w:t>기압의 차이는 공기를 움직여 바람을 만들고, 우리나라에 영향을 주는 공기 덩어리의 이동은 계절별 날씨를 결정한다.</w:t>
-      </w:r>
-    </w:p>
-    <w:p>
-      <w:pPr>
-        <w:pStyle w:val="ListBullet"/>
-      </w:pPr>
-      <w:r>
-        <w:rPr>
-          <w:rFonts w:ascii="맑은 고딕" w:hAnsi="맑은 고딕" w:eastAsia="맑은 고딕" w:cs="맑은 고딕"/>
-          <w:b w:val="0"/>
-          <w:sz w:val="21"/>
-        </w:rPr>
-        <w:t>사람은 날씨를 관측·해석하여 생활을 조절하고 위험에 대비한다.</w:t>
-      </w:r>
     </w:p>
     <w:tbl>
       <w:tblPr>
@@ -499,7 +515,7 @@
                 <w:color w:val="FFFFFF"/>
                 <w:sz w:val="20"/>
               </w:rPr>
-              <w:t>5~6학년군 내용</w:t>
+              <w:t>5~6학년군</w:t>
             </w:r>
           </w:p>
         </w:tc>
@@ -543,67 +559,7 @@
                 <w:b w:val="0"/>
                 <w:sz w:val="19"/>
               </w:rPr>
-              <w:t>습도</w:t>
-            </w:r>
-          </w:p>
-          <w:p>
-            <w:r>
-              <w:rPr>
-                <w:rFonts w:ascii="맑은 고딕" w:hAnsi="맑은 고딕" w:eastAsia="맑은 고딕" w:cs="맑은 고딕"/>
-                <w:b w:val="0"/>
-                <w:sz w:val="19"/>
-              </w:rPr>
-              <w:t>이슬·안개·구름의 생성</w:t>
-            </w:r>
-          </w:p>
-          <w:p>
-            <w:r>
-              <w:rPr>
-                <w:rFonts w:ascii="맑은 고딕" w:hAnsi="맑은 고딕" w:eastAsia="맑은 고딕" w:cs="맑은 고딕"/>
-                <w:b w:val="0"/>
-                <w:sz w:val="19"/>
-              </w:rPr>
-              <w:t>비와 눈</w:t>
-            </w:r>
-          </w:p>
-          <w:p>
-            <w:r>
-              <w:rPr>
-                <w:rFonts w:ascii="맑은 고딕" w:hAnsi="맑은 고딕" w:eastAsia="맑은 고딕" w:cs="맑은 고딕"/>
-                <w:b w:val="0"/>
-                <w:sz w:val="19"/>
-              </w:rPr>
-              <w:t>고기압과 저기압</w:t>
-            </w:r>
-          </w:p>
-          <w:p>
-            <w:r>
-              <w:rPr>
-                <w:rFonts w:ascii="맑은 고딕" w:hAnsi="맑은 고딕" w:eastAsia="맑은 고딕" w:cs="맑은 고딕"/>
-                <w:b w:val="0"/>
-                <w:sz w:val="19"/>
-              </w:rPr>
-              <w:t>바람(해풍·육풍)</w:t>
-            </w:r>
-          </w:p>
-          <w:p>
-            <w:r>
-              <w:rPr>
-                <w:rFonts w:ascii="맑은 고딕" w:hAnsi="맑은 고딕" w:eastAsia="맑은 고딕" w:cs="맑은 고딕"/>
-                <w:b w:val="0"/>
-                <w:sz w:val="19"/>
-              </w:rPr>
-              <w:t>계절별 날씨와 공기 덩어리</w:t>
-            </w:r>
-          </w:p>
-          <w:p>
-            <w:r>
-              <w:rPr>
-                <w:rFonts w:ascii="맑은 고딕" w:hAnsi="맑은 고딕" w:eastAsia="맑은 고딕" w:cs="맑은 고딕"/>
-                <w:b w:val="0"/>
-                <w:sz w:val="19"/>
-              </w:rPr>
-              <w:t>날씨와 우리 생활</w:t>
+              <w:t>• 날씨와 기상 요소  • 이슬, 안개, 구름  • 고기압과 저기압</w:t>
             </w:r>
           </w:p>
         </w:tc>
@@ -649,7 +605,7 @@
                 <w:b w:val="0"/>
                 <w:sz w:val="19"/>
               </w:rPr>
-              <w:t>기상 요소(습도·기온 등) 측정하기</w:t>
+              <w:t>• 자연과 일상생활에서 지구와 우주 관련 문제 인식하기</w:t>
             </w:r>
           </w:p>
           <w:p>
@@ -659,7 +615,7 @@
                 <w:b w:val="0"/>
                 <w:sz w:val="19"/>
               </w:rPr>
-              <w:t>관찰·자료를 근거로 기상 현상의 원인 설명하기</w:t>
+              <w:t>• 문제를 해결하기 위한 탐구 설계하기</w:t>
             </w:r>
           </w:p>
           <w:p>
@@ -669,7 +625,7 @@
                 <w:b w:val="0"/>
                 <w:sz w:val="19"/>
               </w:rPr>
-              <w:t>자료를 해석해 날씨 변화 예상하기</w:t>
+              <w:t>• 관찰, 측정, 분류, 예상, 추리 등을 통해 자료를 수집하고 비교 분석하기</w:t>
             </w:r>
           </w:p>
           <w:p>
@@ -679,7 +635,27 @@
                 <w:b w:val="0"/>
                 <w:sz w:val="19"/>
               </w:rPr>
-              <w:t>날씨 정보를 생활 문제 해결에 활용하기</w:t>
+              <w:t>• 수학적 사고, 컴퓨터 및 모형 활용하기</w:t>
+            </w:r>
+          </w:p>
+          <w:p>
+            <w:r>
+              <w:rPr>
+                <w:rFonts w:ascii="맑은 고딕" w:hAnsi="맑은 고딕" w:eastAsia="맑은 고딕" w:cs="맑은 고딕"/>
+                <w:b w:val="0"/>
+                <w:sz w:val="19"/>
+              </w:rPr>
+              <w:t>• 결론을 도출하고, 지구와 우주 관련 상황에 적용 설명하기</w:t>
+            </w:r>
+          </w:p>
+          <w:p>
+            <w:r>
+              <w:rPr>
+                <w:rFonts w:ascii="맑은 고딕" w:hAnsi="맑은 고딕" w:eastAsia="맑은 고딕" w:cs="맑은 고딕"/>
+                <w:b w:val="0"/>
+                <w:sz w:val="19"/>
+              </w:rPr>
+              <w:t>• 자신의 생각과 주장을 과학적 언어를 사용하여 다양한 방식으로 표현하고 공유하기</w:t>
             </w:r>
           </w:p>
         </w:tc>
@@ -723,7 +699,53 @@
                 <w:b w:val="0"/>
                 <w:sz w:val="19"/>
               </w:rPr>
-              <w:t>날씨 현상에 대한 호기심</w:t>
+              <w:t>• 과학 활동의 윤리성  • 과학 문제 해결에 대한 개방성  • 안전 지속 가능 사회에 기여  • 과학 문화 향유</w:t>
+            </w:r>
+          </w:p>
+        </w:tc>
+      </w:tr>
+      <w:tr>
+        <w:tc>
+          <w:tcPr>
+            <w:tcW w:type="dxa" w:w="2120"/>
+            <w:vAlign w:val="center"/>
+            <w:shd w:val="clear" w:fill="F5F8FC"/>
+          </w:tcPr>
+          <w:p>
+            <w:r>
+              <w:rPr>
+                <w:rFonts w:ascii="맑은 고딕" w:hAnsi="맑은 고딕" w:eastAsia="맑은 고딕" w:cs="맑은 고딕"/>
+              </w:rPr>
+            </w:r>
+            <w:r>
+              <w:rPr>
+                <w:rFonts w:ascii="맑은 고딕" w:hAnsi="맑은 고딕" w:eastAsia="맑은 고딕" w:cs="맑은 고딕"/>
+                <w:b w:val="0"/>
+                <w:sz w:val="19"/>
+              </w:rPr>
+              <w:t>성취기준</w:t>
+            </w:r>
+          </w:p>
+        </w:tc>
+        <w:tc>
+          <w:tcPr>
+            <w:tcW w:type="dxa" w:w="7517"/>
+            <w:vAlign w:val="center"/>
+            <w:shd w:val="clear" w:fill="F5F8FC"/>
+          </w:tcPr>
+          <w:p>
+            <w:r>
+              <w:rPr>
+                <w:rFonts w:ascii="맑은 고딕" w:hAnsi="맑은 고딕" w:eastAsia="맑은 고딕" w:cs="맑은 고딕"/>
+              </w:rPr>
+            </w:r>
+            <w:r>
+              <w:rPr>
+                <w:rFonts w:ascii="맑은 고딕" w:hAnsi="맑은 고딕" w:eastAsia="맑은 고딕" w:cs="맑은 고딕"/>
+                <w:b w:val="0"/>
+                <w:sz w:val="19"/>
+              </w:rPr>
+              <w:t>[6과06-01] 기상 요소를 조사하고, 날씨가 우리 생활에 주는 영향을 인식할 수 있다.</w:t>
             </w:r>
           </w:p>
           <w:p>
@@ -733,7 +755,7 @@
                 <w:b w:val="0"/>
                 <w:sz w:val="19"/>
               </w:rPr>
-              <w:t>증거(자료)에 근거해 판단하려는 태도</w:t>
+              <w:t>[6과06-02] 이슬, 안개, 구름을 관찰하고, 공통점과 차이점을 찾을 수 있다.</w:t>
             </w:r>
           </w:p>
           <w:p>
@@ -743,7 +765,7 @@
                 <w:b w:val="0"/>
                 <w:sz w:val="19"/>
               </w:rPr>
-              <w:t>기후·날씨 변화에 책임 있게 대응하는 생활 태도</w:t>
+              <w:t>[6과06-03] 고기압과 저기압의 분포에 따른 날씨의 특징을 기상 요소로 표현할 수 있다.</w:t>
             </w:r>
           </w:p>
         </w:tc>
@@ -753,97 +775,6 @@
       <w:pPr>
         <w:spacing w:after="40"/>
       </w:pPr>
-    </w:p>
-    <w:p>
-      <w:r>
-        <w:rPr>
-          <w:rFonts w:ascii="맑은 고딕" w:hAnsi="맑은 고딕" w:eastAsia="맑은 고딕" w:cs="맑은 고딕"/>
-          <w:b w:val="0"/>
-          <w:sz w:val="21"/>
-        </w:rPr>
-        <w:t>성취기준</w:t>
-      </w:r>
-    </w:p>
-    <w:p>
-      <w:pPr>
-        <w:pStyle w:val="ListBullet"/>
-      </w:pPr>
-      <w:r>
-        <w:rPr>
-          <w:rFonts w:ascii="맑은 고딕" w:hAnsi="맑은 고딕" w:eastAsia="맑은 고딕" w:cs="맑은 고딕"/>
-          <w:b w:val="0"/>
-          <w:sz w:val="21"/>
-        </w:rPr>
-        <w:t>습도를 측정하고, 습도가 우리 생활에 영향을 주는 사례를 조사한다.</w:t>
-      </w:r>
-    </w:p>
-    <w:p>
-      <w:pPr>
-        <w:pStyle w:val="ListBullet"/>
-      </w:pPr>
-      <w:r>
-        <w:rPr>
-          <w:rFonts w:ascii="맑은 고딕" w:hAnsi="맑은 고딕" w:eastAsia="맑은 고딕" w:cs="맑은 고딕"/>
-          <w:b w:val="0"/>
-          <w:sz w:val="21"/>
-        </w:rPr>
-        <w:t>이슬·안개·구름의 생성 과정을 이해하고, 비와 눈이 내리는 과정을 설명한다.</w:t>
-      </w:r>
-    </w:p>
-    <w:p>
-      <w:pPr>
-        <w:pStyle w:val="ListBullet"/>
-      </w:pPr>
-      <w:r>
-        <w:rPr>
-          <w:rFonts w:ascii="맑은 고딕" w:hAnsi="맑은 고딕" w:eastAsia="맑은 고딕" w:cs="맑은 고딕"/>
-          <w:b w:val="0"/>
-          <w:sz w:val="21"/>
-        </w:rPr>
-        <w:t>고기압과 저기압을 알고, 바람이 부는 까닭을 기압과 관련지어 설명한다.</w:t>
-      </w:r>
-    </w:p>
-    <w:p>
-      <w:pPr>
-        <w:pStyle w:val="ListBullet"/>
-      </w:pPr>
-      <w:r>
-        <w:rPr>
-          <w:rFonts w:ascii="맑은 고딕" w:hAnsi="맑은 고딕" w:eastAsia="맑은 고딕" w:cs="맑은 고딕"/>
-          <w:b w:val="0"/>
-          <w:sz w:val="21"/>
-        </w:rPr>
-        <w:t>계절별 날씨의 특징을 우리나라에 영향을 주는 공기 덩어리와 관련지어 설명한다.</w:t>
-      </w:r>
-    </w:p>
-    <w:p>
-      <w:pPr>
-        <w:pStyle w:val="ListBullet"/>
-      </w:pPr>
-      <w:r>
-        <w:rPr>
-          <w:rFonts w:ascii="맑은 고딕" w:hAnsi="맑은 고딕" w:eastAsia="맑은 고딕" w:cs="맑은 고딕"/>
-          <w:b w:val="0"/>
-          <w:sz w:val="21"/>
-        </w:rPr>
-        <w:t>날씨가 우리 생활에 주는 영향을 조사하고, 날씨에 대처하는 방법을 발표한다.</w:t>
-      </w:r>
-    </w:p>
-    <w:p>
-      <w:pPr>
-        <w:shd w:val="clear" w:fill="E8EFF7"/>
-        <w:spacing w:before="80" w:after="80"/>
-      </w:pPr>
-      <w:r>
-        <w:rPr>
-          <w:rFonts w:ascii="맑은 고딕" w:hAnsi="맑은 고딕" w:eastAsia="맑은 고딕" w:cs="맑은 고딕"/>
-          <w:b w:val="0"/>
-          <w:i/>
-          <w:color w:val="333333"/>
-          <w:sz w:val="19"/>
-        </w:rPr>
-        <w:t>※ 성취기준 문장은 2022 개정 과학과 「날씨와 우리 생활」의 내용을 반영한 것이다. 성취기준 코드([6과○○-○○])는 학교에서 사용하는 교육과정 원문으로 확인해 기입한다.</w:t>
-      </w:r>
     </w:p>
     <w:tbl>
       <w:tblPr>
@@ -943,7 +874,27 @@
                 <w:b w:val="0"/>
                 <w:sz w:val="19"/>
               </w:rPr>
-              <w:t>이 단원은 ‘대기 중 물의 순환’과 ‘기압 차에 따른 대기의 운동’이라는 두 축으로 날씨를 설명한다. 습도·이슬·안개·구름·비·눈은 물의 상태 변화(증발·응결)로, 바람과 계절별 날씨는 기압 차와 공기 덩어리의 성질·이동으로 다룬다. 대기 대순환의 정량적 설명보다, 학생이 실제 날씨 자료(일기도·기상 앱·직접 측정값)를 해석하고 자신의 생활과 연결짓는 데 초점을 둔다.</w:t>
+              <w:t>[6과06-01] 기상 요소는 기온, 바람, 습도, 구름의 양, 강수량을 중심으로 다루고, 기상 자료에서 규칙성을 파악하도록 한다.</w:t>
+            </w:r>
+          </w:p>
+          <w:p>
+            <w:r>
+              <w:rPr>
+                <w:rFonts w:ascii="맑은 고딕" w:hAnsi="맑은 고딕" w:eastAsia="맑은 고딕" w:cs="맑은 고딕"/>
+                <w:b w:val="0"/>
+                <w:sz w:val="19"/>
+              </w:rPr>
+              <w:t>[6과06-02] 구름에서 비와 눈이 내리는 과정을 다루지 않고 현상을 중심으로 다루며, 단열 팽창과 관련된 구름의 생성 과정은 다루지 않는다.</w:t>
+            </w:r>
+          </w:p>
+          <w:p>
+            <w:r>
+              <w:rPr>
+                <w:rFonts w:ascii="맑은 고딕" w:hAnsi="맑은 고딕" w:eastAsia="맑은 고딕" w:cs="맑은 고딕"/>
+                <w:b w:val="0"/>
+                <w:sz w:val="19"/>
+              </w:rPr>
+              <w:t>[6과06-03] 고기압과 저기압의 날씨와 고기압에서 저기압으로 부는 바람의 방향을 이해하는 수준에서 현상 중심으로 다룬다.</w:t>
             </w:r>
           </w:p>
         </w:tc>
@@ -989,7 +940,7 @@
                 <w:b w:val="0"/>
                 <w:sz w:val="19"/>
               </w:rPr>
-              <w:t>개념마다 직접 측정·모형실험(습도계, 응결 관찰, 해풍·육풍 모형)과 실제 기상 자료 해석을 함께 쓴다.</w:t>
+              <w:t>• 날씨는 학생들이 매일 접하는 자연 현상으로, 관찰과 실험을 중심으로 한 탐구 활동의 좋은 소재가 된다. 따라서 관찰과 실험을 중심으로 여러 가지 기상 요소의 특징을 이해하고, 우리 생활과 관련짓도록 한다.</w:t>
             </w:r>
           </w:p>
           <w:p>
@@ -999,17 +950,7 @@
                 <w:b w:val="0"/>
                 <w:sz w:val="19"/>
               </w:rPr>
-              <w:t>우리 지역의 실제 날씨(폭염·한파·미세먼지·장마)와 연결해 학생의 삶에 밀착시킨다.</w:t>
-            </w:r>
-          </w:p>
-          <w:p>
-            <w:r>
-              <w:rPr>
-                <w:rFonts w:ascii="맑은 고딕" w:hAnsi="맑은 고딕" w:eastAsia="맑은 고딕" w:cs="맑은 고딕"/>
-                <w:b w:val="0"/>
-                <w:sz w:val="19"/>
-              </w:rPr>
-              <w:t>계절별 날씨는 우리나라에 영향을 주는 공기 덩어리(시베리아·양쯔강·오호츠크해·북태평양)의 성질과 연결해 설명한다.</w:t>
+              <w:t>• 이슬, 안개 발생 실험 과정에서 응결 현상을 중심으로 설명하고, 단열 팽창 실험 기구를 활용하지 않는다.</w:t>
             </w:r>
           </w:p>
         </w:tc>
@@ -1042,7 +983,7 @@
           <w:b w:val="0"/>
           <w:sz w:val="21"/>
         </w:rPr>
-        <w:t>핵심어:  물의 상태 변화(증발·응결) / 기압 / 공기 덩어리 / 관측·예보 / 생활 대비</w:t>
+        <w:t>핵심어:  날씨, 기상요소, 생활, 영향</w:t>
       </w:r>
     </w:p>
     <w:p>
@@ -1052,7 +993,7 @@
           <w:b w:val="0"/>
           <w:sz w:val="21"/>
         </w:rPr>
-        <w:t>핵심 아이디어를 단원 수준으로 재진술하고 질문으로 바꾸기</w:t>
+        <w:t>핵심 아이디어를 단원 수준으로 재진술하기:  날씨는 기상요소의 영향을 받으며, 우리 생활에 영향을 미친다.</w:t>
       </w:r>
     </w:p>
     <w:tbl>
@@ -1132,7 +1073,7 @@
                 <w:b w:val="0"/>
                 <w:sz w:val="19"/>
               </w:rPr>
-              <w:t>대기 중의 물은 상태를 바꾸며 이슬·안개·구름·비·눈을 만든다.</w:t>
+              <w:t>날씨는 기상 요소의 영향을 받는다.</w:t>
             </w:r>
           </w:p>
         </w:tc>
@@ -1153,7 +1094,7 @@
                 <w:b w:val="0"/>
                 <w:sz w:val="19"/>
               </w:rPr>
-              <w:t>눈에 보이지 않던 공기 속 물은 어떻게 모습을 바꾸어 날씨가 될까?</w:t>
+              <w:t>날씨를 표현하는 기상 요소에는 어떤 것이 있나요?</w:t>
             </w:r>
           </w:p>
         </w:tc>
@@ -1177,7 +1118,7 @@
                 <w:b w:val="0"/>
                 <w:sz w:val="19"/>
               </w:rPr>
-              <w:t>기압 차가 바람을 만들고, 공기 덩어리의 이동이 계절별 날씨를 정한다.</w:t>
+              <w:t>날씨는 우리 생활에 영향을 미친다.</w:t>
             </w:r>
           </w:p>
         </w:tc>
@@ -1199,51 +1140,7 @@
                 <w:b w:val="0"/>
                 <w:sz w:val="19"/>
               </w:rPr>
-              <w:t>바람과 계절별 날씨는 무엇 때문에 정해질까?</w:t>
-            </w:r>
-          </w:p>
-        </w:tc>
-      </w:tr>
-      <w:tr>
-        <w:tc>
-          <w:tcPr>
-            <w:tcW w:type="dxa" w:w="4819"/>
-            <w:vAlign w:val="center"/>
-          </w:tcPr>
-          <w:p>
-            <w:r>
-              <w:rPr>
-                <w:rFonts w:ascii="맑은 고딕" w:hAnsi="맑은 고딕" w:eastAsia="맑은 고딕" w:cs="맑은 고딕"/>
-              </w:rPr>
-            </w:r>
-            <w:r>
-              <w:rPr>
-                <w:rFonts w:ascii="맑은 고딕" w:hAnsi="맑은 고딕" w:eastAsia="맑은 고딕" w:cs="맑은 고딕"/>
-                <w:b w:val="0"/>
-                <w:sz w:val="19"/>
-              </w:rPr>
-              <w:t>사람은 날씨를 관측·해석해 생활을 조절하고 대비한다.</w:t>
-            </w:r>
-          </w:p>
-        </w:tc>
-        <w:tc>
-          <w:tcPr>
-            <w:tcW w:type="dxa" w:w="4819"/>
-            <w:vAlign w:val="center"/>
-          </w:tcPr>
-          <w:p>
-            <w:r>
-              <w:rPr>
-                <w:rFonts w:ascii="맑은 고딕" w:hAnsi="맑은 고딕" w:eastAsia="맑은 고딕" w:cs="맑은 고딕"/>
-              </w:rPr>
-            </w:r>
-            <w:r>
-              <w:rPr>
-                <w:rFonts w:ascii="맑은 고딕" w:hAnsi="맑은 고딕" w:eastAsia="맑은 고딕" w:cs="맑은 고딕"/>
-                <w:b w:val="0"/>
-                <w:sz w:val="19"/>
-              </w:rPr>
-              <w:t>우리는 날씨의 신호를 어떻게 읽어 내일을 준비할까?</w:t>
+              <w:t>날씨는 우리 생활에 어떤 영향을 미치나요?</w:t>
             </w:r>
           </w:p>
         </w:tc>
@@ -1272,7 +1169,7 @@
           <w:color w:val="7A5200"/>
           <w:sz w:val="24"/>
         </w:rPr>
-        <w:t>핵심 질문 — “눈에 보이지 않는 공기와 물은 어떻게 매일의 날씨를 만들고, 우리는 그 신호를 어떻게 읽어 내일을 준비할까?”</w:t>
+        <w:t>핵심 질문 — “날씨를 표현하는 기상 요소는 무엇이 있으며, 날씨는 우리 생활에 어떤 영향을 미치나요?”</w:t>
       </w:r>
     </w:p>
     <w:p>
@@ -1282,7 +1179,7 @@
           <w:b w:val="0"/>
           <w:sz w:val="21"/>
         </w:rPr>
-        <w:t>이 질문은 물의 상태 변화(미시)와 기압·공기 덩어리(거시)를 하나로 묶고, ‘관측 → 해석 → 대비’라는 실생활 전이를 품는다. 단원 내내 반복해 되돌아오는 메타 질문으로 쓴다.</w:t>
+        <w:t>이 질문은 ‘기상 요소’와 ‘생활 영향’ 두 축을 하나로 묶고, 관측 → 해석 → 활용이라는 실생활 전이를 품는다. 단원 내내 반복해 되돌아오는 메타 질문으로 쓴다.</w:t>
       </w:r>
     </w:p>
     <w:p>
@@ -1458,7 +1355,7 @@
                 <w:b w:val="0"/>
                 <w:sz w:val="19"/>
               </w:rPr>
-              <w:t>▷ (미시) 냉장고에서 꺼낸 찬 물컵 표면에 물방울이 맺힌 사진  +  “비도 오지 않았는데, 이 물방울은 어디에서 왔을까?”</w:t>
+              <w:t>▷ (거시) 오늘의 일기예보 화면 — 기온·습도·강수 확률·구름의 양·바람.  “이 숫자와 그림은 각각 무엇을 알려줄까? 이걸 알면 우리 생활에서 무엇이 달라질까?”</w:t>
             </w:r>
           </w:p>
           <w:p>
@@ -1468,7 +1365,7 @@
                 <w:b w:val="0"/>
                 <w:sz w:val="19"/>
               </w:rPr>
-              <w:t>▷ (거시) 어제(맑음)와 오늘(비)의 하늘 사진·일기예보 화면 두 장</w:t>
+              <w:t>▷ (미시) 냉장고에서 꺼낸 찬 물컵 표면에 맺힌 물방울.  “비도 오지 않았는데, 이 물방울은 어디에서 왔을까?”</w:t>
             </w:r>
           </w:p>
           <w:p>
@@ -1526,7 +1423,7 @@
                 <w:color w:val="555555"/>
                 <w:sz w:val="19"/>
               </w:rPr>
-              <w:t>［ 사진·자료 자리 ］  (미시) 냉장고에서 꺼낸 찬 물컵 표면에 물방울이 맺힌 사진</w:t>
+              <w:t>［ 사진·자료 자리 ］  (거시) 오늘의 일기예보 화면 캡처 (기온·습도·강수 확률·구름의 양·바람)</w:t>
             </w:r>
           </w:p>
         </w:tc>
@@ -1574,7 +1471,7 @@
                 <w:color w:val="555555"/>
                 <w:sz w:val="19"/>
               </w:rPr>
-              <w:t>［ 사진·자료 자리 ］  (거시) 어제(맑음)·오늘(비)의 하늘 사진 또는 일기예보 화면 두 장</w:t>
+              <w:t>［ 사진·자료 자리 ］  (미시) 냉장고에서 꺼낸 찬 물컵 표면에 물방울이 맺힌 사진</w:t>
             </w:r>
           </w:p>
         </w:tc>
@@ -1743,7 +1640,7 @@
                 <w:b w:val="0"/>
                 <w:sz w:val="19"/>
               </w:rPr>
-              <w:t>• 컵에 맺힌 물방울과 이슬은 같은 걸까?</w:t>
+              <w:t>• 일기예보의 습도 55%는 무엇을 뜻할까?</w:t>
             </w:r>
           </w:p>
           <w:p>
@@ -1753,7 +1650,7 @@
                 <w:b w:val="0"/>
                 <w:sz w:val="19"/>
               </w:rPr>
-              <w:t>• 왜 어떤 날은 비가 오고 어떤 날은 맑을까?</w:t>
+              <w:t>• 이슬과 안개는 어떻게 다를까?</w:t>
             </w:r>
           </w:p>
           <w:p>
@@ -1763,7 +1660,7 @@
                 <w:b w:val="0"/>
                 <w:sz w:val="19"/>
               </w:rPr>
-              <w:t>• 일기예보는 어떻게 내일 비가 올지 미리 알까?</w:t>
+              <w:t>• 고기압일 때와 저기압일 때 날씨는 어떻게 다를까?</w:t>
             </w:r>
           </w:p>
         </w:tc>
@@ -1886,7 +1783,7 @@
                 <w:b w:val="0"/>
                 <w:sz w:val="19"/>
               </w:rPr>
-              <w:t>• 컵의 물방울·이슬·안개·구름은 같은 현상일까, 다른 현상일까?</w:t>
+              <w:t>• 날씨를 나타내는 기상 요소(기온·습도·바람·구름의 양·강수량)는 각각 무엇을 알려줄까?</w:t>
             </w:r>
           </w:p>
           <w:p>
@@ -1896,7 +1793,7 @@
                 <w:b w:val="0"/>
                 <w:sz w:val="19"/>
               </w:rPr>
-              <w:t>• 비 오는 날과 맑은 날은 ‘우리가 잴 수 있는 것’에서 무엇이 다를까?</w:t>
+              <w:t>• 이슬·안개·구름은 어떤 공통점과 차이점이 있을까?</w:t>
             </w:r>
           </w:p>
           <w:p>
@@ -1906,7 +1803,7 @@
                 <w:b w:val="0"/>
                 <w:sz w:val="19"/>
               </w:rPr>
-              <w:t>• 계절마다 날씨가 다른 까닭은 무엇일까?</w:t>
+              <w:t>• 고기압·저기압일 때 날씨는 어떻게 다를까?</w:t>
             </w:r>
           </w:p>
         </w:tc>
@@ -2004,7 +1901,7 @@
                 <w:b w:val="0"/>
                 <w:sz w:val="19"/>
               </w:rPr>
-              <w:t>이슬은 주로 언제 맺힐까?</w:t>
+              <w:t>습도가 가장 높은 날은 언제일까?</w:t>
             </w:r>
           </w:p>
         </w:tc>
@@ -2025,7 +1922,7 @@
                 <w:b w:val="0"/>
                 <w:sz w:val="19"/>
               </w:rPr>
-              <w:t>우리 지역 여름 폭염을 하루라도 줄이려면 학교는 무엇을 바꿔야 할까?</w:t>
+              <w:t>날씨를 미리 알면 우리 생활에서 무엇을 바꿀 수 있을까?</w:t>
             </w:r>
           </w:p>
         </w:tc>
@@ -2071,7 +1968,7 @@
                 <w:b w:val="0"/>
                 <w:sz w:val="19"/>
               </w:rPr>
-              <w:t>일기예보가 100% 정확해진다면, 우리 생활에서 무엇이 사라지고 무엇이 새로 생길까?</w:t>
+              <w:t>우리 반이 2주 동안 날씨를 기록하면 어떤 규칙을 발견할 수 있을까?</w:t>
             </w:r>
           </w:p>
         </w:tc>
@@ -2094,7 +1991,7 @@
                 <w:b w:val="0"/>
                 <w:sz w:val="19"/>
               </w:rPr>
-              <w:t>습도가 높으면 빨래가 잘 마를까?</w:t>
+              <w:t>이슬은 주로 언제 맺힐까?</w:t>
             </w:r>
           </w:p>
         </w:tc>
@@ -2115,7 +2012,7 @@
                 <w:b w:val="0"/>
                 <w:sz w:val="19"/>
               </w:rPr>
-              <w:t>우리나라에 영향을 주는 공기 덩어리 하나가 사라진다면 사계절은 어떻게 달라질까?</w:t>
+              <w:t>여러 기상 요소 중 우리 생활에 가장 큰 영향을 주는 것은 무엇일까?</w:t>
             </w:r>
           </w:p>
         </w:tc>
@@ -2163,7 +2060,7 @@
           <w:b w:val="0"/>
           <w:sz w:val="21"/>
         </w:rPr>
-        <w:t>① 비 오는 날과 맑은 날은 무엇이 다를까? (측정 가능한 증거로)</w:t>
+        <w:t>① 날씨를 나타내는 기상 요소는 각각 무엇을 알려줄까?</w:t>
       </w:r>
     </w:p>
     <w:p>
@@ -2176,7 +2073,7 @@
           <w:b w:val="0"/>
           <w:sz w:val="21"/>
         </w:rPr>
-        <w:t>② 컵의 물방울·이슬·안개·구름은 같은 원리일까?</w:t>
+        <w:t>② 이슬·안개·구름은 어떻게 다를까?</w:t>
       </w:r>
     </w:p>
     <w:p>
@@ -2189,7 +2086,7 @@
           <w:b w:val="0"/>
           <w:sz w:val="21"/>
         </w:rPr>
-        <w:t>③ 계절마다 날씨가 다른 까닭은 무엇일까?</w:t>
+        <w:t>③ 고기압·저기압일 때 날씨는 어떻게 다를까?</w:t>
       </w:r>
     </w:p>
     <w:p>
@@ -2317,7 +2214,7 @@
                 <w:b w:val="0"/>
                 <w:sz w:val="19"/>
               </w:rPr>
-              <w:t>날씨는 왜 달라져요?</w:t>
+              <w:t>날씨가 어때요?</w:t>
             </w:r>
           </w:p>
         </w:tc>
@@ -2338,7 +2235,7 @@
                 <w:b w:val="0"/>
                 <w:sz w:val="19"/>
               </w:rPr>
-              <w:t>무엇을 비교하는지·기준이 없어 너무 넓음</w:t>
+              <w:t>어떤 기상 요소를 묻는지 분명하지 않아 너무 넓음</w:t>
             </w:r>
           </w:p>
         </w:tc>
@@ -2359,7 +2256,7 @@
                 <w:b w:val="0"/>
                 <w:sz w:val="19"/>
               </w:rPr>
-              <w:t>같은 계절인데도 날마다 날씨가 다른 까닭은 무엇일까?</w:t>
+              <w:t>오늘 날씨를 기온·습도·구름의 양으로 나타내면 어떻게 될까?</w:t>
             </w:r>
           </w:p>
         </w:tc>
@@ -2406,7 +2303,7 @@
           <w:b w:val="0"/>
           <w:sz w:val="21"/>
         </w:rPr>
-        <w:t>핵심 질문 ➜  눈에 보이지 않는 공기와 물은 어떻게 매일의 날씨를 만들고, 우리는 그 신호를 어떻게 읽어 내일을 준비할까?</w:t>
+        <w:t>핵심 질문 ➜  날씨를 표현하는 기상 요소는 무엇이 있으며, 날씨는 우리 생활에 어떤 영향을 미치나요?</w:t>
       </w:r>
     </w:p>
     <w:tbl>
@@ -2486,7 +2383,7 @@
                 <w:b w:val="0"/>
                 <w:sz w:val="19"/>
               </w:rPr>
-              <w:t>컵 물방울·이슬·안개·구름은 같은 원리?</w:t>
+              <w:t>기상 요소는 무엇을 알려줄까?</w:t>
             </w:r>
           </w:p>
         </w:tc>
@@ -2507,7 +2404,7 @@
                 <w:b w:val="0"/>
                 <w:sz w:val="19"/>
               </w:rPr>
-              <w:t>이슬·안개·구름은 어떤 조건에서 만들어질까? 우리가 직접 만들어 확인할 수 있을까?</w:t>
+              <w:t>기온·습도·바람·구름의 양·강수량은 각각 무엇을 어떻게 알려줄까? 우리가 직접 재고 기록할 수 있을까?</w:t>
             </w:r>
           </w:p>
         </w:tc>
@@ -2531,7 +2428,7 @@
                 <w:b w:val="0"/>
                 <w:sz w:val="19"/>
               </w:rPr>
-              <w:t>비/맑음, 무엇이 다를까?</w:t>
+              <w:t>이슬·안개·구름은 어떻게 다를까?</w:t>
             </w:r>
           </w:p>
         </w:tc>
@@ -2553,7 +2450,7 @@
                 <w:b w:val="0"/>
                 <w:sz w:val="19"/>
               </w:rPr>
-              <w:t>비 오는 날과 맑은 날의 습도·기압·바람은 어떻게 다를까? 자료로 증거를 찾자.</w:t>
+              <w:t>이슬·안개·구름은 어떤 공통점(응결)과 차이점(생기는 곳·때)이 있을까? 우리가 직접 만들어 관찰할 수 있을까?</w:t>
             </w:r>
           </w:p>
         </w:tc>
@@ -2576,7 +2473,7 @@
                 <w:b w:val="0"/>
                 <w:sz w:val="19"/>
               </w:rPr>
-              <w:t>바닷가 바람은 왜 낮과 밤이 다를까?</w:t>
+              <w:t>고기압·저기압일 때 날씨는?</w:t>
             </w:r>
           </w:p>
         </w:tc>
@@ -2597,7 +2494,7 @@
                 <w:b w:val="0"/>
                 <w:sz w:val="19"/>
               </w:rPr>
-              <w:t>낮과 밤에 바람 방향이 바뀌는 까닭을 모래와 물로 재현할 수 있을까?</w:t>
+              <w:t>고기압과 저기압일 때 날씨는 어떻게 다르고, 바람은 어느 쪽으로 불까?</w:t>
             </w:r>
           </w:p>
         </w:tc>
@@ -2621,7 +2518,7 @@
                 <w:b w:val="0"/>
                 <w:sz w:val="19"/>
               </w:rPr>
-              <w:t>계절마다 날씨가 다른 까닭?</w:t>
+              <w:t>날씨와 생활은 어떤 관계?</w:t>
             </w:r>
           </w:p>
         </w:tc>
@@ -2643,51 +2540,7 @@
                 <w:b w:val="0"/>
                 <w:sz w:val="19"/>
               </w:rPr>
-              <w:t>우리나라 사계절 날씨를 4장의 ‘공기 덩어리 카드’로 설명할 수 있을까?</w:t>
-            </w:r>
-          </w:p>
-        </w:tc>
-      </w:tr>
-      <w:tr>
-        <w:tc>
-          <w:tcPr>
-            <w:tcW w:type="dxa" w:w="4819"/>
-            <w:vAlign w:val="center"/>
-          </w:tcPr>
-          <w:p>
-            <w:r>
-              <w:rPr>
-                <w:rFonts w:ascii="맑은 고딕" w:hAnsi="맑은 고딕" w:eastAsia="맑은 고딕" w:cs="맑은 고딕"/>
-              </w:rPr>
-            </w:r>
-            <w:r>
-              <w:rPr>
-                <w:rFonts w:ascii="맑은 고딕" w:hAnsi="맑은 고딕" w:eastAsia="맑은 고딕" w:cs="맑은 고딕"/>
-                <w:b w:val="0"/>
-                <w:sz w:val="19"/>
-              </w:rPr>
-              <w:t>일기예보는 어떻게?</w:t>
-            </w:r>
-          </w:p>
-        </w:tc>
-        <w:tc>
-          <w:tcPr>
-            <w:tcW w:type="dxa" w:w="4819"/>
-            <w:vAlign w:val="center"/>
-          </w:tcPr>
-          <w:p>
-            <w:r>
-              <w:rPr>
-                <w:rFonts w:ascii="맑은 고딕" w:hAnsi="맑은 고딕" w:eastAsia="맑은 고딕" w:cs="맑은 고딕"/>
-              </w:rPr>
-            </w:r>
-            <w:r>
-              <w:rPr>
-                <w:rFonts w:ascii="맑은 고딕" w:hAnsi="맑은 고딕" w:eastAsia="맑은 고딕" w:cs="맑은 고딕"/>
-                <w:b w:val="0"/>
-                <w:sz w:val="19"/>
-              </w:rPr>
-              <w:t>우리가 모은 자료로 내일의 우리 지역 날씨를 예보할 수 있을까?</w:t>
+              <w:t>날씨 정보를 어떻게 읽어 옷차림·활동·안전 같은 우리 생활에 활용할까?</w:t>
             </w:r>
           </w:p>
         </w:tc>
@@ -2882,7 +2735,7 @@
                 <w:b w:val="0"/>
                 <w:sz w:val="19"/>
               </w:rPr>
-              <w:t>컵의 물방울은 어디서 왔을까?</w:t>
+              <w:t>날씨를 나타내는 것은 무엇일까?</w:t>
             </w:r>
           </w:p>
         </w:tc>
@@ -2903,7 +2756,7 @@
                 <w:b w:val="0"/>
                 <w:sz w:val="19"/>
               </w:rPr>
-              <w:t>관찰·질문 생성</w:t>
+              <w:t>질문 생성</w:t>
             </w:r>
           </w:p>
         </w:tc>
@@ -2924,7 +2777,7 @@
                 <w:b w:val="0"/>
                 <w:sz w:val="19"/>
               </w:rPr>
-              <w:t>질문 초점으로 학생 질문 만들기(QFT), 습도계로 교실 습도 측정 시작, ‘기상 관측단’ 발족</w:t>
+              <w:t>질문 초점으로 학생 질문 만들기(QFT), ‘기상 관측단’ 발족, 기상 요소 관찰 시작</w:t>
             </w:r>
           </w:p>
         </w:tc>
@@ -2991,7 +2844,7 @@
                 <w:b w:val="0"/>
                 <w:sz w:val="19"/>
               </w:rPr>
-              <w:t>이슬·안개·구름은 어떤 조건에서?</w:t>
+              <w:t>이슬·안개·구름은 무엇이 같고 다를까?</w:t>
             </w:r>
           </w:p>
         </w:tc>
@@ -3013,7 +2866,7 @@
                 <w:b w:val="0"/>
                 <w:sz w:val="19"/>
               </w:rPr>
-              <w:t>실험·형성</w:t>
+              <w:t>관찰·실험·형성</w:t>
             </w:r>
           </w:p>
         </w:tc>
@@ -3035,7 +2888,7 @@
                 <w:b w:val="0"/>
                 <w:sz w:val="19"/>
               </w:rPr>
-              <w:t>응결 통제 실험(찬 컵·따뜻한 물·집기병), 이슬·안개·구름 위치 비교</w:t>
+              <w:t>응결 관찰 실험(이슬·안개·구름 만들기), 공통점(응결)·차이점 정리</w:t>
             </w:r>
           </w:p>
         </w:tc>
@@ -3057,7 +2910,7 @@
                 <w:b w:val="0"/>
                 <w:sz w:val="19"/>
               </w:rPr>
-              <w:t>서술형: ‘응결’로 공통점 설명</w:t>
+              <w:t>서술형: 이슬·안개·구름 비교</w:t>
             </w:r>
           </w:p>
         </w:tc>
@@ -3101,7 +2954,7 @@
                 <w:b w:val="0"/>
                 <w:sz w:val="19"/>
               </w:rPr>
-              <w:t>비/맑은 날의 증거는?</w:t>
+              <w:t>기상 요소는 무엇을 알려줄까?</w:t>
             </w:r>
           </w:p>
         </w:tc>
@@ -3122,7 +2975,7 @@
                 <w:b w:val="0"/>
                 <w:sz w:val="19"/>
               </w:rPr>
-              <w:t>탐구·자료 해석</w:t>
+              <w:t>측정·자료 해석</w:t>
             </w:r>
           </w:p>
         </w:tc>
@@ -3143,7 +2996,7 @@
                 <w:b w:val="0"/>
                 <w:sz w:val="19"/>
               </w:rPr>
-              <w:t>맑은 날·흐린 날 습도·기압 자료 비교, 비·눈의 생성, 고기압과 저기압</w:t>
+              <w:t>기온·습도·구름의 양·바람·강수량 측정·기록, 기상 자료에서 규칙 찾기</w:t>
             </w:r>
           </w:p>
         </w:tc>
@@ -3164,7 +3017,7 @@
                 <w:b w:val="0"/>
                 <w:sz w:val="19"/>
               </w:rPr>
-              <w:t>서술형: 비/맑음 조건 비교</w:t>
+              <w:t>서술형: 기상 요소가 알려주는 것</w:t>
             </w:r>
           </w:p>
         </w:tc>
@@ -3210,7 +3063,7 @@
                 <w:b w:val="0"/>
                 <w:sz w:val="19"/>
               </w:rPr>
-              <w:t>낮·밤 바람이 뒤바뀌는 까닭은?</w:t>
+              <w:t>고기압·저기압일 때 날씨는?</w:t>
             </w:r>
           </w:p>
         </w:tc>
@@ -3232,7 +3085,7 @@
                 <w:b w:val="0"/>
                 <w:sz w:val="19"/>
               </w:rPr>
-              <w:t>모형실험</w:t>
+              <w:t>탐구</w:t>
             </w:r>
           </w:p>
         </w:tc>
@@ -3254,7 +3107,7 @@
                 <w:b w:val="0"/>
                 <w:sz w:val="19"/>
               </w:rPr>
-              <w:t>모래·물 가열 실험, 해풍·육풍, 바람은 기압 차로 분다</w:t>
+              <w:t>고기압·저기압과 날씨, 고기압에서 저기압으로 부는 바람의 방향</w:t>
             </w:r>
           </w:p>
         </w:tc>
@@ -3276,7 +3129,7 @@
                 <w:b w:val="0"/>
                 <w:sz w:val="19"/>
               </w:rPr>
-              <w:t>서술형: 바람이 부는 까닭</w:t>
+              <w:t>서술형: 고기압·저기압과 날씨</w:t>
             </w:r>
           </w:p>
         </w:tc>
@@ -3320,7 +3173,7 @@
                 <w:b w:val="0"/>
                 <w:sz w:val="19"/>
               </w:rPr>
-              <w:t>사계절 날씨를 공기 덩어리로?</w:t>
+              <w:t>날씨는 우리 생활에 어떤 영향을?</w:t>
             </w:r>
           </w:p>
         </w:tc>
@@ -3362,7 +3215,7 @@
                 <w:b w:val="0"/>
                 <w:sz w:val="19"/>
               </w:rPr>
-              <w:t>4대 공기 덩어리 카드 만들기, 일기도 읽기</w:t>
+              <w:t>날씨 정보와 생활(옷차림·활동·안전), 날씨 정보 활용</w:t>
             </w:r>
           </w:p>
         </w:tc>
@@ -3429,7 +3282,7 @@
                 <w:b w:val="0"/>
                 <w:sz w:val="19"/>
               </w:rPr>
-              <w:t>우리가 내일 날씨를 예보할 수 있을까?</w:t>
+              <w:t>우리가 날씨를 예보할 수 있을까?</w:t>
             </w:r>
           </w:p>
         </w:tc>
@@ -3473,7 +3326,7 @@
                 <w:b w:val="0"/>
                 <w:sz w:val="19"/>
               </w:rPr>
-              <w:t>‘우리 반 30초 일기예보’ 제작·발표, 단원 성찰</w:t>
+              <w:t>‘우리 반 30초 일기예보/날씨 알림판’ 제작·발표, 단원 성찰</w:t>
             </w:r>
           </w:p>
         </w:tc>
@@ -3619,7 +3472,7 @@
                 <w:b w:val="0"/>
                 <w:sz w:val="19"/>
               </w:rPr>
-              <w:t>이슬·안개·구름은 어떤 조건에서 만들어질까? 우리가 직접 만들어 확인할 수 있을까?</w:t>
+              <w:t>이슬·안개·구름은 어떤 공통점과 차이점이 있을까? 우리가 직접 만들어 관찰할 수 있을까?</w:t>
             </w:r>
           </w:p>
         </w:tc>
@@ -3665,7 +3518,7 @@
                 <w:b w:val="0"/>
                 <w:sz w:val="19"/>
               </w:rPr>
-              <w:t>3~4 / 11~12차시</w:t>
+              <w:t>3~4 / 12차시</w:t>
             </w:r>
           </w:p>
         </w:tc>
@@ -3709,7 +3562,7 @@
                 <w:b w:val="0"/>
                 <w:sz w:val="19"/>
               </w:rPr>
-              <w:t>도입의 질문 초점(찬 컵 물방울)을 학생이 직접 실험으로 검증하며, 이슬·안개·구름을 ‘응결’이라는 하나의 원리로 묶어 자기 말로 종합하게 한다.</w:t>
+              <w:t>도입의 질문 초점(찬 컵 물방울)을 학생이 직접 실험으로 검증하며, 이슬·안개·구름을 ‘응결’이라는 하나의 원리로 묶어 공통점과 차이점을 자기 말로 정리하게 한다. (해설에 따라 단열 팽창은 다루지 않는다.)</w:t>
             </w:r>
           </w:p>
         </w:tc>
@@ -3842,7 +3695,7 @@
                 <w:b w:val="0"/>
                 <w:sz w:val="19"/>
               </w:rPr>
-              <w:t>• 질문 되살리기 — 1~2차시 우선순위 질문 “컵 물방울·이슬은 같은 원리?” 게시</w:t>
+              <w:t>• 질문 되살리기 — 1~2차시 우선순위 질문 “이슬·안개·구름은 어떻게 다를까?” 게시</w:t>
             </w:r>
           </w:p>
           <w:p>
@@ -3852,7 +3705,7 @@
                 <w:b w:val="0"/>
                 <w:sz w:val="19"/>
               </w:rPr>
-              <w:t>• 예상 — “물방울은 어디서 왔을까?” 각자 가설을 붙임쪽지로 붙이기</w:t>
+              <w:t>• 예상 — “찬 컵의 물방울은 어디서 왔을까?” 각자 가설을 붙임쪽지로 붙이기</w:t>
             </w:r>
           </w:p>
         </w:tc>
@@ -3919,7 +3772,7 @@
                 <w:b w:val="0"/>
                 <w:sz w:val="19"/>
               </w:rPr>
-              <w:t>• [활동1] 응결 통제 실험 — 얼음물 컵 vs 상온 컵 표면 비교(온도차 한 조건만 바꿔 관찰), 물방울 발생 조건 기록</w:t>
+              <w:t>• [활동1] 응결 관찰 실험 — 얼음물 컵 vs 상온 컵 표면 비교(온도 차 한 조건만 바꿔 관찰), 물방울 발생 조건 기록</w:t>
             </w:r>
           </w:p>
           <w:p>
@@ -3929,7 +3782,7 @@
                 <w:b w:val="0"/>
                 <w:sz w:val="19"/>
               </w:rPr>
-              <w:t>• [활동2] 규모를 바꿔 재현 — 집기병 속 안개 만들기, 따뜻한 물+얼음으로 구름 관찰, 이슬(지표)·안개(지표 부근)·구름(상공) 위치 비교</w:t>
+              <w:t>• [활동2] 규모를 바꿔 재현 — 집기병 속 안개 만들기 등 응결로 이슬·안개·구름 관찰, 생기는 위치(지표·지표 부근·상공) 비교</w:t>
             </w:r>
           </w:p>
           <w:p>
@@ -3939,7 +3792,7 @@
                 <w:b w:val="0"/>
                 <w:sz w:val="19"/>
               </w:rPr>
-              <w:t>• [활동3] 수렴→확산 질문 — (수렴) 언제 물방울이 잘 맺혔나?  (확산) 이 원리로 설명하기 어려운 날씨 현상이 있을까?</w:t>
+              <w:t>• [활동3] 공통점·차이점 정리 — (수렴) 언제 물방울이 잘 맺혔나?  (확산) 이슬·안개·구름을 나누는 기준은 무엇일까?</w:t>
             </w:r>
           </w:p>
         </w:tc>
@@ -3961,7 +3814,7 @@
                 <w:b w:val="0"/>
                 <w:sz w:val="19"/>
               </w:rPr>
-              <w:t>실험 관찰의 정확성, 조건–결과 연결 (관찰·대화)</w:t>
+              <w:t>관찰의 정확성, 조건–결과 연결 (관찰·대화)</w:t>
             </w:r>
           </w:p>
         </w:tc>
@@ -4005,7 +3858,7 @@
                 <w:b w:val="0"/>
                 <w:sz w:val="19"/>
               </w:rPr>
-              <w:t>• 내 말로 학습 종합 — “이슬·안개·구름의 공통점을 ‘응결’을 넣어 한 문장으로” (서술형 미니 평가)</w:t>
+              <w:t>• 내 말로 학습 종합 — “이슬·안개·구름의 공통점과 차이점을 ‘응결’을 넣어 정리하기” (서술형 미니 평가)</w:t>
             </w:r>
           </w:p>
           <w:p>
@@ -4015,7 +3868,7 @@
                 <w:b w:val="0"/>
                 <w:sz w:val="19"/>
               </w:rPr>
-              <w:t>• 다음 질문 예고 — “그럼 ‘비’는 응결 다음에 무엇이 더 일어난 걸까?”</w:t>
+              <w:t>• 다음 질문 예고 — “그럼 구름이 많은 흐린 날과 맑은 날은 무엇이 다를까?”</w:t>
             </w:r>
           </w:p>
         </w:tc>
@@ -4174,7 +4027,7 @@
                 <w:b w:val="0"/>
                 <w:sz w:val="19"/>
               </w:rPr>
-              <w:t>9~10 / 11~12차시</w:t>
+              <w:t>9~10 / 12차시</w:t>
             </w:r>
           </w:p>
         </w:tc>
@@ -4264,7 +4117,7 @@
                 <w:b w:val="0"/>
                 <w:sz w:val="19"/>
               </w:rPr>
-              <w:t>계절별 날씨의 특징을 우리나라에 영향을 주는 공기 덩어리와 관련지어 설명하고, 날씨가 생활에 주는 영향을 조사·활용한다.</w:t>
+              <w:t>[6과06-01] 기상 요소를 조사하고, 날씨가 우리 생활에 주는 영향을 인식할 수 있다.</w:t>
             </w:r>
           </w:p>
         </w:tc>
@@ -4310,7 +4163,7 @@
                 <w:b w:val="0"/>
                 <w:sz w:val="19"/>
               </w:rPr>
-              <w:t>A — 자료를 근거로 두 계절의 날씨를 관련 공기 덩어리의 성질과 정확히 연결해 설명하고, 그 정보를 생활 의사결정에 타당하게 활용한다.</w:t>
+              <w:t>A — 여러 기상 요소를 자료에서 정확히 읽고, 날씨가 우리 생활에 주는 영향을 근거로 들어 타당하게 판단한다.</w:t>
             </w:r>
           </w:p>
           <w:p>
@@ -4320,7 +4173,7 @@
                 <w:b w:val="0"/>
                 <w:sz w:val="19"/>
               </w:rPr>
-              <w:t>B — 계절별 날씨를 공기 덩어리와 연결해 설명하고 자료를 일부 활용한다.</w:t>
+              <w:t>B — 기상 요소를 읽고 생활 영향과 연결해 판단하나 근거가 일부 부족하다.</w:t>
             </w:r>
           </w:p>
           <w:p>
@@ -4330,7 +4183,7 @@
                 <w:b w:val="0"/>
                 <w:sz w:val="19"/>
               </w:rPr>
-              <w:t>C — 계절별 날씨나 공기 덩어리를 부분적으로 안다.</w:t>
+              <w:t>C — 기상 요소를 부분적으로 읽거나 생활과의 연결이 약하다.</w:t>
             </w:r>
           </w:p>
         </w:tc>
@@ -4374,7 +4227,7 @@
                 <w:b w:val="0"/>
                 <w:sz w:val="19"/>
               </w:rPr>
-              <w:t>우리나라 계절별 날씨, 4대 공기 덩어리, 날씨 자료의 생활 활용</w:t>
+              <w:t>기상 요소(기온·습도·구름의 양·강수량·바람), 날씨가 생활에 주는 영향</w:t>
             </w:r>
           </w:p>
         </w:tc>
@@ -4420,7 +4273,7 @@
                 <w:b w:val="0"/>
                 <w:sz w:val="19"/>
               </w:rPr>
-              <w:t>설명한다 / 관련짓는다 / 근거를 들어 판단한다</w:t>
+              <w:t>읽는다 / 관련짓는다 / 근거를 들어 판단한다</w:t>
             </w:r>
           </w:p>
         </w:tc>
@@ -4510,7 +4363,7 @@
                 <w:b w:val="0"/>
                 <w:sz w:val="19"/>
               </w:rPr>
-              <w:t>자료를 근거로 날씨를 설명하고, 생활 의사결정에 활용하기</w:t>
+              <w:t>기상 요소를 근거로 날씨를 읽고 생활 의사결정에 활용하기</w:t>
             </w:r>
           </w:p>
         </w:tc>
@@ -4644,7 +4497,7 @@
                 <w:b w:val="0"/>
                 <w:sz w:val="19"/>
               </w:rPr>
-              <w:t>단순 암기가 아니라 실제 기상 자료를 해석해 근거를 들어 판단하는지 평가한다. ‘어느 날을 골랐는지’가 아니라 ‘자료에 근거한 논증이 얼마나 타당한지’로 채점한다(정답 없는 판단 과제).</w:t>
+              <w:t>단순 암기가 아니라 실제 기상 자료(기상 요소)를 읽어 생활 상황을 판단하는지 평가한다. ‘어느 날을 골랐는지’가 아니라 ‘기상 요소에 근거한 논증이 얼마나 타당한지’로 채점한다(정답 없는 판단 과제).</w:t>
             </w:r>
           </w:p>
         </w:tc>
@@ -4686,7 +4539,437 @@
           <w:b w:val="0"/>
           <w:sz w:val="21"/>
         </w:rPr>
-        <w:t>[자료 1]  우리나라에 영향을 주는 공기 덩어리</w:t>
+        <w:t>[자료 1]  날씨를 나타내는 기상 요소</w:t>
+      </w:r>
+    </w:p>
+    <w:tbl>
+      <w:tblPr>
+        <w:tblStyle w:val="TableGrid"/>
+        <w:tblW w:type="auto" w:w="0"/>
+        <w:tblLayout w:type="fixed"/>
+        <w:tblLook w:firstColumn="1" w:firstRow="1" w:lastColumn="0" w:lastRow="0" w:noHBand="0" w:noVBand="1" w:val="04A0"/>
+      </w:tblPr>
+      <w:tblGrid>
+        <w:gridCol w:w="3213"/>
+        <w:gridCol w:w="3213"/>
+        <w:gridCol w:w="3213"/>
+      </w:tblGrid>
+      <w:tr>
+        <w:tc>
+          <w:tcPr>
+            <w:tcW w:type="dxa" w:w="3213"/>
+            <w:shd w:val="clear" w:fill="1F3A5F"/>
+            <w:vAlign w:val="center"/>
+          </w:tcPr>
+          <w:p>
+            <w:r>
+              <w:rPr>
+                <w:rFonts w:ascii="맑은 고딕" w:hAnsi="맑은 고딕" w:eastAsia="맑은 고딕" w:cs="맑은 고딕"/>
+              </w:rPr>
+            </w:r>
+            <w:r>
+              <w:rPr>
+                <w:rFonts w:ascii="맑은 고딕" w:hAnsi="맑은 고딕" w:eastAsia="맑은 고딕" w:cs="맑은 고딕"/>
+                <w:b/>
+                <w:color w:val="FFFFFF"/>
+                <w:sz w:val="20"/>
+              </w:rPr>
+              <w:t>기상 요소</w:t>
+            </w:r>
+          </w:p>
+        </w:tc>
+        <w:tc>
+          <w:tcPr>
+            <w:tcW w:type="dxa" w:w="3213"/>
+            <w:shd w:val="clear" w:fill="1F3A5F"/>
+            <w:vAlign w:val="center"/>
+          </w:tcPr>
+          <w:p>
+            <w:r>
+              <w:rPr>
+                <w:rFonts w:ascii="맑은 고딕" w:hAnsi="맑은 고딕" w:eastAsia="맑은 고딕" w:cs="맑은 고딕"/>
+              </w:rPr>
+            </w:r>
+            <w:r>
+              <w:rPr>
+                <w:rFonts w:ascii="맑은 고딕" w:hAnsi="맑은 고딕" w:eastAsia="맑은 고딕" w:cs="맑은 고딕"/>
+                <w:b/>
+                <w:color w:val="FFFFFF"/>
+                <w:sz w:val="20"/>
+              </w:rPr>
+              <w:t>무엇을 알려주나</w:t>
+            </w:r>
+          </w:p>
+        </w:tc>
+        <w:tc>
+          <w:tcPr>
+            <w:tcW w:type="dxa" w:w="3213"/>
+            <w:shd w:val="clear" w:fill="1F3A5F"/>
+            <w:vAlign w:val="center"/>
+          </w:tcPr>
+          <w:p>
+            <w:r>
+              <w:rPr>
+                <w:rFonts w:ascii="맑은 고딕" w:hAnsi="맑은 고딕" w:eastAsia="맑은 고딕" w:cs="맑은 고딕"/>
+              </w:rPr>
+            </w:r>
+            <w:r>
+              <w:rPr>
+                <w:rFonts w:ascii="맑은 고딕" w:hAnsi="맑은 고딕" w:eastAsia="맑은 고딕" w:cs="맑은 고딕"/>
+                <w:b/>
+                <w:color w:val="FFFFFF"/>
+                <w:sz w:val="20"/>
+              </w:rPr>
+              <w:t>우리 생활 영향(예)</w:t>
+            </w:r>
+          </w:p>
+        </w:tc>
+      </w:tr>
+      <w:tr>
+        <w:tc>
+          <w:tcPr>
+            <w:tcW w:type="dxa" w:w="3213"/>
+            <w:vAlign w:val="center"/>
+          </w:tcPr>
+          <w:p>
+            <w:r>
+              <w:rPr>
+                <w:rFonts w:ascii="맑은 고딕" w:hAnsi="맑은 고딕" w:eastAsia="맑은 고딕" w:cs="맑은 고딕"/>
+              </w:rPr>
+            </w:r>
+            <w:r>
+              <w:rPr>
+                <w:rFonts w:ascii="맑은 고딕" w:hAnsi="맑은 고딕" w:eastAsia="맑은 고딕" w:cs="맑은 고딕"/>
+                <w:b w:val="0"/>
+                <w:sz w:val="19"/>
+              </w:rPr>
+              <w:t>기온</w:t>
+            </w:r>
+          </w:p>
+        </w:tc>
+        <w:tc>
+          <w:tcPr>
+            <w:tcW w:type="dxa" w:w="3213"/>
+            <w:vAlign w:val="center"/>
+          </w:tcPr>
+          <w:p>
+            <w:r>
+              <w:rPr>
+                <w:rFonts w:ascii="맑은 고딕" w:hAnsi="맑은 고딕" w:eastAsia="맑은 고딕" w:cs="맑은 고딕"/>
+              </w:rPr>
+            </w:r>
+            <w:r>
+              <w:rPr>
+                <w:rFonts w:ascii="맑은 고딕" w:hAnsi="맑은 고딕" w:eastAsia="맑은 고딕" w:cs="맑은 고딕"/>
+                <w:b w:val="0"/>
+                <w:sz w:val="19"/>
+              </w:rPr>
+              <w:t>덥고 추운 정도</w:t>
+            </w:r>
+          </w:p>
+        </w:tc>
+        <w:tc>
+          <w:tcPr>
+            <w:tcW w:type="dxa" w:w="3213"/>
+            <w:vAlign w:val="center"/>
+          </w:tcPr>
+          <w:p>
+            <w:r>
+              <w:rPr>
+                <w:rFonts w:ascii="맑은 고딕" w:hAnsi="맑은 고딕" w:eastAsia="맑은 고딕" w:cs="맑은 고딕"/>
+              </w:rPr>
+            </w:r>
+            <w:r>
+              <w:rPr>
+                <w:rFonts w:ascii="맑은 고딕" w:hAnsi="맑은 고딕" w:eastAsia="맑은 고딕" w:cs="맑은 고딕"/>
+                <w:b w:val="0"/>
+                <w:sz w:val="19"/>
+              </w:rPr>
+              <w:t>옷차림</w:t>
+            </w:r>
+          </w:p>
+        </w:tc>
+      </w:tr>
+      <w:tr>
+        <w:tc>
+          <w:tcPr>
+            <w:tcW w:type="dxa" w:w="3213"/>
+            <w:vAlign w:val="center"/>
+            <w:shd w:val="clear" w:fill="F5F8FC"/>
+          </w:tcPr>
+          <w:p>
+            <w:r>
+              <w:rPr>
+                <w:rFonts w:ascii="맑은 고딕" w:hAnsi="맑은 고딕" w:eastAsia="맑은 고딕" w:cs="맑은 고딕"/>
+              </w:rPr>
+            </w:r>
+            <w:r>
+              <w:rPr>
+                <w:rFonts w:ascii="맑은 고딕" w:hAnsi="맑은 고딕" w:eastAsia="맑은 고딕" w:cs="맑은 고딕"/>
+                <w:b w:val="0"/>
+                <w:sz w:val="19"/>
+              </w:rPr>
+              <w:t>습도</w:t>
+            </w:r>
+          </w:p>
+        </w:tc>
+        <w:tc>
+          <w:tcPr>
+            <w:tcW w:type="dxa" w:w="3213"/>
+            <w:vAlign w:val="center"/>
+            <w:shd w:val="clear" w:fill="F5F8FC"/>
+          </w:tcPr>
+          <w:p>
+            <w:r>
+              <w:rPr>
+                <w:rFonts w:ascii="맑은 고딕" w:hAnsi="맑은 고딕" w:eastAsia="맑은 고딕" w:cs="맑은 고딕"/>
+              </w:rPr>
+            </w:r>
+            <w:r>
+              <w:rPr>
+                <w:rFonts w:ascii="맑은 고딕" w:hAnsi="맑은 고딕" w:eastAsia="맑은 고딕" w:cs="맑은 고딕"/>
+                <w:b w:val="0"/>
+                <w:sz w:val="19"/>
+              </w:rPr>
+              <w:t>공기 중 물기의 정도</w:t>
+            </w:r>
+          </w:p>
+        </w:tc>
+        <w:tc>
+          <w:tcPr>
+            <w:tcW w:type="dxa" w:w="3213"/>
+            <w:vAlign w:val="center"/>
+            <w:shd w:val="clear" w:fill="F5F8FC"/>
+          </w:tcPr>
+          <w:p>
+            <w:r>
+              <w:rPr>
+                <w:rFonts w:ascii="맑은 고딕" w:hAnsi="맑은 고딕" w:eastAsia="맑은 고딕" w:cs="맑은 고딕"/>
+              </w:rPr>
+            </w:r>
+            <w:r>
+              <w:rPr>
+                <w:rFonts w:ascii="맑은 고딕" w:hAnsi="맑은 고딕" w:eastAsia="맑은 고딕" w:cs="맑은 고딕"/>
+                <w:b w:val="0"/>
+                <w:sz w:val="19"/>
+              </w:rPr>
+              <w:t>빨래·불쾌감</w:t>
+            </w:r>
+          </w:p>
+        </w:tc>
+      </w:tr>
+      <w:tr>
+        <w:tc>
+          <w:tcPr>
+            <w:tcW w:type="dxa" w:w="3213"/>
+            <w:vAlign w:val="center"/>
+          </w:tcPr>
+          <w:p>
+            <w:r>
+              <w:rPr>
+                <w:rFonts w:ascii="맑은 고딕" w:hAnsi="맑은 고딕" w:eastAsia="맑은 고딕" w:cs="맑은 고딕"/>
+              </w:rPr>
+            </w:r>
+            <w:r>
+              <w:rPr>
+                <w:rFonts w:ascii="맑은 고딕" w:hAnsi="맑은 고딕" w:eastAsia="맑은 고딕" w:cs="맑은 고딕"/>
+                <w:b w:val="0"/>
+                <w:sz w:val="19"/>
+              </w:rPr>
+              <w:t>강수 확률</w:t>
+            </w:r>
+          </w:p>
+        </w:tc>
+        <w:tc>
+          <w:tcPr>
+            <w:tcW w:type="dxa" w:w="3213"/>
+            <w:vAlign w:val="center"/>
+          </w:tcPr>
+          <w:p>
+            <w:r>
+              <w:rPr>
+                <w:rFonts w:ascii="맑은 고딕" w:hAnsi="맑은 고딕" w:eastAsia="맑은 고딕" w:cs="맑은 고딕"/>
+              </w:rPr>
+            </w:r>
+            <w:r>
+              <w:rPr>
+                <w:rFonts w:ascii="맑은 고딕" w:hAnsi="맑은 고딕" w:eastAsia="맑은 고딕" w:cs="맑은 고딕"/>
+                <w:b w:val="0"/>
+                <w:sz w:val="19"/>
+              </w:rPr>
+              <w:t>비가 올 가능성</w:t>
+            </w:r>
+          </w:p>
+        </w:tc>
+        <w:tc>
+          <w:tcPr>
+            <w:tcW w:type="dxa" w:w="3213"/>
+            <w:vAlign w:val="center"/>
+          </w:tcPr>
+          <w:p>
+            <w:r>
+              <w:rPr>
+                <w:rFonts w:ascii="맑은 고딕" w:hAnsi="맑은 고딕" w:eastAsia="맑은 고딕" w:cs="맑은 고딕"/>
+              </w:rPr>
+            </w:r>
+            <w:r>
+              <w:rPr>
+                <w:rFonts w:ascii="맑은 고딕" w:hAnsi="맑은 고딕" w:eastAsia="맑은 고딕" w:cs="맑은 고딕"/>
+                <w:b w:val="0"/>
+                <w:sz w:val="19"/>
+              </w:rPr>
+              <w:t>우산·야외 활동</w:t>
+            </w:r>
+          </w:p>
+        </w:tc>
+      </w:tr>
+      <w:tr>
+        <w:tc>
+          <w:tcPr>
+            <w:tcW w:type="dxa" w:w="3213"/>
+            <w:vAlign w:val="center"/>
+            <w:shd w:val="clear" w:fill="F5F8FC"/>
+          </w:tcPr>
+          <w:p>
+            <w:r>
+              <w:rPr>
+                <w:rFonts w:ascii="맑은 고딕" w:hAnsi="맑은 고딕" w:eastAsia="맑은 고딕" w:cs="맑은 고딕"/>
+              </w:rPr>
+            </w:r>
+            <w:r>
+              <w:rPr>
+                <w:rFonts w:ascii="맑은 고딕" w:hAnsi="맑은 고딕" w:eastAsia="맑은 고딕" w:cs="맑은 고딕"/>
+                <w:b w:val="0"/>
+                <w:sz w:val="19"/>
+              </w:rPr>
+              <w:t>구름의 양</w:t>
+            </w:r>
+          </w:p>
+        </w:tc>
+        <w:tc>
+          <w:tcPr>
+            <w:tcW w:type="dxa" w:w="3213"/>
+            <w:vAlign w:val="center"/>
+            <w:shd w:val="clear" w:fill="F5F8FC"/>
+          </w:tcPr>
+          <w:p>
+            <w:r>
+              <w:rPr>
+                <w:rFonts w:ascii="맑은 고딕" w:hAnsi="맑은 고딕" w:eastAsia="맑은 고딕" w:cs="맑은 고딕"/>
+              </w:rPr>
+            </w:r>
+            <w:r>
+              <w:rPr>
+                <w:rFonts w:ascii="맑은 고딕" w:hAnsi="맑은 고딕" w:eastAsia="맑은 고딕" w:cs="맑은 고딕"/>
+                <w:b w:val="0"/>
+                <w:sz w:val="19"/>
+              </w:rPr>
+              <w:t>맑음·흐림 정도</w:t>
+            </w:r>
+          </w:p>
+        </w:tc>
+        <w:tc>
+          <w:tcPr>
+            <w:tcW w:type="dxa" w:w="3213"/>
+            <w:vAlign w:val="center"/>
+            <w:shd w:val="clear" w:fill="F5F8FC"/>
+          </w:tcPr>
+          <w:p>
+            <w:r>
+              <w:rPr>
+                <w:rFonts w:ascii="맑은 고딕" w:hAnsi="맑은 고딕" w:eastAsia="맑은 고딕" w:cs="맑은 고딕"/>
+              </w:rPr>
+            </w:r>
+            <w:r>
+              <w:rPr>
+                <w:rFonts w:ascii="맑은 고딕" w:hAnsi="맑은 고딕" w:eastAsia="맑은 고딕" w:cs="맑은 고딕"/>
+                <w:b w:val="0"/>
+                <w:sz w:val="19"/>
+              </w:rPr>
+              <w:t>야외 활동·채광</w:t>
+            </w:r>
+          </w:p>
+        </w:tc>
+      </w:tr>
+      <w:tr>
+        <w:tc>
+          <w:tcPr>
+            <w:tcW w:type="dxa" w:w="3213"/>
+            <w:vAlign w:val="center"/>
+          </w:tcPr>
+          <w:p>
+            <w:r>
+              <w:rPr>
+                <w:rFonts w:ascii="맑은 고딕" w:hAnsi="맑은 고딕" w:eastAsia="맑은 고딕" w:cs="맑은 고딕"/>
+              </w:rPr>
+            </w:r>
+            <w:r>
+              <w:rPr>
+                <w:rFonts w:ascii="맑은 고딕" w:hAnsi="맑은 고딕" w:eastAsia="맑은 고딕" w:cs="맑은 고딕"/>
+                <w:b w:val="0"/>
+                <w:sz w:val="19"/>
+              </w:rPr>
+              <w:t>바람</w:t>
+            </w:r>
+          </w:p>
+        </w:tc>
+        <w:tc>
+          <w:tcPr>
+            <w:tcW w:type="dxa" w:w="3213"/>
+            <w:vAlign w:val="center"/>
+          </w:tcPr>
+          <w:p>
+            <w:r>
+              <w:rPr>
+                <w:rFonts w:ascii="맑은 고딕" w:hAnsi="맑은 고딕" w:eastAsia="맑은 고딕" w:cs="맑은 고딕"/>
+              </w:rPr>
+            </w:r>
+            <w:r>
+              <w:rPr>
+                <w:rFonts w:ascii="맑은 고딕" w:hAnsi="맑은 고딕" w:eastAsia="맑은 고딕" w:cs="맑은 고딕"/>
+                <w:b w:val="0"/>
+                <w:sz w:val="19"/>
+              </w:rPr>
+              <w:t>바람의 세기·방향</w:t>
+            </w:r>
+          </w:p>
+        </w:tc>
+        <w:tc>
+          <w:tcPr>
+            <w:tcW w:type="dxa" w:w="3213"/>
+            <w:vAlign w:val="center"/>
+          </w:tcPr>
+          <w:p>
+            <w:r>
+              <w:rPr>
+                <w:rFonts w:ascii="맑은 고딕" w:hAnsi="맑은 고딕" w:eastAsia="맑은 고딕" w:cs="맑은 고딕"/>
+              </w:rPr>
+            </w:r>
+            <w:r>
+              <w:rPr>
+                <w:rFonts w:ascii="맑은 고딕" w:hAnsi="맑은 고딕" w:eastAsia="맑은 고딕" w:cs="맑은 고딕"/>
+                <w:b w:val="0"/>
+                <w:sz w:val="19"/>
+              </w:rPr>
+              <w:t>체감 온도·안전</w:t>
+            </w:r>
+          </w:p>
+        </w:tc>
+      </w:tr>
+    </w:tbl>
+    <w:p>
+      <w:pPr>
+        <w:spacing w:after="40"/>
+      </w:pPr>
+    </w:p>
+    <w:p>
+      <w:r>
+        <w:rPr>
+          <w:rFonts w:ascii="맑은 고딕" w:hAnsi="맑은 고딕" w:eastAsia="맑은 고딕" w:cs="맑은 고딕"/>
+          <w:b w:val="0"/>
+          <w:sz w:val="21"/>
+        </w:rPr>
+        <w:t>[자료 2]  다음 주 화요일·목요일 우리 지역 일기예보</w:t>
       </w:r>
     </w:p>
     <w:tbl>
@@ -4726,7 +5009,7 @@
                 <w:color w:val="555555"/>
                 <w:sz w:val="19"/>
               </w:rPr>
-              <w:t>［ 사진·자료 자리 ］  우리나라 4대 공기 덩어리의 위치와 성질을 나타낸 지도 (아래 표와 함께 제시)</w:t>
+              <w:t>［ 사진·자료 자리 ］  일기예보 화면 또는 기상 아이콘 이미지 (아래 표와 함께 제시)</w:t>
             </w:r>
           </w:p>
         </w:tc>
@@ -4752,371 +5035,6 @@
       <w:tr>
         <w:tc>
           <w:tcPr>
-            <w:tcW w:type="dxa" w:w="2699"/>
-            <w:shd w:val="clear" w:fill="1F3A5F"/>
-            <w:vAlign w:val="center"/>
-          </w:tcPr>
-          <w:p>
-            <w:r>
-              <w:rPr>
-                <w:rFonts w:ascii="맑은 고딕" w:hAnsi="맑은 고딕" w:eastAsia="맑은 고딕" w:cs="맑은 고딕"/>
-              </w:rPr>
-            </w:r>
-            <w:r>
-              <w:rPr>
-                <w:rFonts w:ascii="맑은 고딕" w:hAnsi="맑은 고딕" w:eastAsia="맑은 고딕" w:cs="맑은 고딕"/>
-                <w:b/>
-                <w:color w:val="FFFFFF"/>
-                <w:sz w:val="20"/>
-              </w:rPr>
-              <w:t>공기 덩어리</w:t>
-            </w:r>
-          </w:p>
-        </w:tc>
-        <w:tc>
-          <w:tcPr>
-            <w:tcW w:type="dxa" w:w="3277"/>
-            <w:shd w:val="clear" w:fill="1F3A5F"/>
-            <w:vAlign w:val="center"/>
-          </w:tcPr>
-          <w:p>
-            <w:r>
-              <w:rPr>
-                <w:rFonts w:ascii="맑은 고딕" w:hAnsi="맑은 고딕" w:eastAsia="맑은 고딕" w:cs="맑은 고딕"/>
-              </w:rPr>
-            </w:r>
-            <w:r>
-              <w:rPr>
-                <w:rFonts w:ascii="맑은 고딕" w:hAnsi="맑은 고딕" w:eastAsia="맑은 고딕" w:cs="맑은 고딕"/>
-                <w:b/>
-                <w:color w:val="FFFFFF"/>
-                <w:sz w:val="20"/>
-              </w:rPr>
-              <w:t>성질</w:t>
-            </w:r>
-          </w:p>
-        </w:tc>
-        <w:tc>
-          <w:tcPr>
-            <w:tcW w:type="dxa" w:w="3662"/>
-            <w:shd w:val="clear" w:fill="1F3A5F"/>
-            <w:vAlign w:val="center"/>
-          </w:tcPr>
-          <w:p>
-            <w:r>
-              <w:rPr>
-                <w:rFonts w:ascii="맑은 고딕" w:hAnsi="맑은 고딕" w:eastAsia="맑은 고딕" w:cs="맑은 고딕"/>
-              </w:rPr>
-            </w:r>
-            <w:r>
-              <w:rPr>
-                <w:rFonts w:ascii="맑은 고딕" w:hAnsi="맑은 고딕" w:eastAsia="맑은 고딕" w:cs="맑은 고딕"/>
-                <w:b/>
-                <w:color w:val="FFFFFF"/>
-                <w:sz w:val="20"/>
-              </w:rPr>
-              <w:t>주로 영향을 주는 계절</w:t>
-            </w:r>
-          </w:p>
-        </w:tc>
-      </w:tr>
-      <w:tr>
-        <w:tc>
-          <w:tcPr>
-            <w:tcW w:type="dxa" w:w="2699"/>
-            <w:vAlign w:val="center"/>
-          </w:tcPr>
-          <w:p>
-            <w:r>
-              <w:rPr>
-                <w:rFonts w:ascii="맑은 고딕" w:hAnsi="맑은 고딕" w:eastAsia="맑은 고딕" w:cs="맑은 고딕"/>
-              </w:rPr>
-            </w:r>
-            <w:r>
-              <w:rPr>
-                <w:rFonts w:ascii="맑은 고딕" w:hAnsi="맑은 고딕" w:eastAsia="맑은 고딕" w:cs="맑은 고딕"/>
-                <w:b w:val="0"/>
-                <w:sz w:val="19"/>
-              </w:rPr>
-              <w:t>시베리아</w:t>
-            </w:r>
-          </w:p>
-        </w:tc>
-        <w:tc>
-          <w:tcPr>
-            <w:tcW w:type="dxa" w:w="3277"/>
-            <w:vAlign w:val="center"/>
-          </w:tcPr>
-          <w:p>
-            <w:r>
-              <w:rPr>
-                <w:rFonts w:ascii="맑은 고딕" w:hAnsi="맑은 고딕" w:eastAsia="맑은 고딕" w:cs="맑은 고딕"/>
-              </w:rPr>
-            </w:r>
-            <w:r>
-              <w:rPr>
-                <w:rFonts w:ascii="맑은 고딕" w:hAnsi="맑은 고딕" w:eastAsia="맑은 고딕" w:cs="맑은 고딕"/>
-                <w:b w:val="0"/>
-                <w:sz w:val="19"/>
-              </w:rPr>
-              <w:t>차고 건조</w:t>
-            </w:r>
-          </w:p>
-        </w:tc>
-        <w:tc>
-          <w:tcPr>
-            <w:tcW w:type="dxa" w:w="3662"/>
-            <w:vAlign w:val="center"/>
-          </w:tcPr>
-          <w:p>
-            <w:r>
-              <w:rPr>
-                <w:rFonts w:ascii="맑은 고딕" w:hAnsi="맑은 고딕" w:eastAsia="맑은 고딕" w:cs="맑은 고딕"/>
-              </w:rPr>
-            </w:r>
-            <w:r>
-              <w:rPr>
-                <w:rFonts w:ascii="맑은 고딕" w:hAnsi="맑은 고딕" w:eastAsia="맑은 고딕" w:cs="맑은 고딕"/>
-                <w:b w:val="0"/>
-                <w:sz w:val="19"/>
-              </w:rPr>
-              <w:t>겨울</w:t>
-            </w:r>
-          </w:p>
-        </w:tc>
-      </w:tr>
-      <w:tr>
-        <w:tc>
-          <w:tcPr>
-            <w:tcW w:type="dxa" w:w="2699"/>
-            <w:vAlign w:val="center"/>
-            <w:shd w:val="clear" w:fill="F5F8FC"/>
-          </w:tcPr>
-          <w:p>
-            <w:r>
-              <w:rPr>
-                <w:rFonts w:ascii="맑은 고딕" w:hAnsi="맑은 고딕" w:eastAsia="맑은 고딕" w:cs="맑은 고딕"/>
-              </w:rPr>
-            </w:r>
-            <w:r>
-              <w:rPr>
-                <w:rFonts w:ascii="맑은 고딕" w:hAnsi="맑은 고딕" w:eastAsia="맑은 고딕" w:cs="맑은 고딕"/>
-                <w:b w:val="0"/>
-                <w:sz w:val="19"/>
-              </w:rPr>
-              <w:t>북태평양</w:t>
-            </w:r>
-          </w:p>
-        </w:tc>
-        <w:tc>
-          <w:tcPr>
-            <w:tcW w:type="dxa" w:w="3277"/>
-            <w:vAlign w:val="center"/>
-            <w:shd w:val="clear" w:fill="F5F8FC"/>
-          </w:tcPr>
-          <w:p>
-            <w:r>
-              <w:rPr>
-                <w:rFonts w:ascii="맑은 고딕" w:hAnsi="맑은 고딕" w:eastAsia="맑은 고딕" w:cs="맑은 고딕"/>
-              </w:rPr>
-            </w:r>
-            <w:r>
-              <w:rPr>
-                <w:rFonts w:ascii="맑은 고딕" w:hAnsi="맑은 고딕" w:eastAsia="맑은 고딕" w:cs="맑은 고딕"/>
-                <w:b w:val="0"/>
-                <w:sz w:val="19"/>
-              </w:rPr>
-              <w:t>덥고 습함</w:t>
-            </w:r>
-          </w:p>
-        </w:tc>
-        <w:tc>
-          <w:tcPr>
-            <w:tcW w:type="dxa" w:w="3662"/>
-            <w:vAlign w:val="center"/>
-            <w:shd w:val="clear" w:fill="F5F8FC"/>
-          </w:tcPr>
-          <w:p>
-            <w:r>
-              <w:rPr>
-                <w:rFonts w:ascii="맑은 고딕" w:hAnsi="맑은 고딕" w:eastAsia="맑은 고딕" w:cs="맑은 고딕"/>
-              </w:rPr>
-            </w:r>
-            <w:r>
-              <w:rPr>
-                <w:rFonts w:ascii="맑은 고딕" w:hAnsi="맑은 고딕" w:eastAsia="맑은 고딕" w:cs="맑은 고딕"/>
-                <w:b w:val="0"/>
-                <w:sz w:val="19"/>
-              </w:rPr>
-              <w:t>여름</w:t>
-            </w:r>
-          </w:p>
-        </w:tc>
-      </w:tr>
-      <w:tr>
-        <w:tc>
-          <w:tcPr>
-            <w:tcW w:type="dxa" w:w="2699"/>
-            <w:vAlign w:val="center"/>
-          </w:tcPr>
-          <w:p>
-            <w:r>
-              <w:rPr>
-                <w:rFonts w:ascii="맑은 고딕" w:hAnsi="맑은 고딕" w:eastAsia="맑은 고딕" w:cs="맑은 고딕"/>
-              </w:rPr>
-            </w:r>
-            <w:r>
-              <w:rPr>
-                <w:rFonts w:ascii="맑은 고딕" w:hAnsi="맑은 고딕" w:eastAsia="맑은 고딕" w:cs="맑은 고딕"/>
-                <w:b w:val="0"/>
-                <w:sz w:val="19"/>
-              </w:rPr>
-              <w:t>양쯔강</w:t>
-            </w:r>
-          </w:p>
-        </w:tc>
-        <w:tc>
-          <w:tcPr>
-            <w:tcW w:type="dxa" w:w="3277"/>
-            <w:vAlign w:val="center"/>
-          </w:tcPr>
-          <w:p>
-            <w:r>
-              <w:rPr>
-                <w:rFonts w:ascii="맑은 고딕" w:hAnsi="맑은 고딕" w:eastAsia="맑은 고딕" w:cs="맑은 고딕"/>
-              </w:rPr>
-            </w:r>
-            <w:r>
-              <w:rPr>
-                <w:rFonts w:ascii="맑은 고딕" w:hAnsi="맑은 고딕" w:eastAsia="맑은 고딕" w:cs="맑은 고딕"/>
-                <w:b w:val="0"/>
-                <w:sz w:val="19"/>
-              </w:rPr>
-              <w:t>따뜻하고 건조</w:t>
-            </w:r>
-          </w:p>
-        </w:tc>
-        <w:tc>
-          <w:tcPr>
-            <w:tcW w:type="dxa" w:w="3662"/>
-            <w:vAlign w:val="center"/>
-          </w:tcPr>
-          <w:p>
-            <w:r>
-              <w:rPr>
-                <w:rFonts w:ascii="맑은 고딕" w:hAnsi="맑은 고딕" w:eastAsia="맑은 고딕" w:cs="맑은 고딕"/>
-              </w:rPr>
-            </w:r>
-            <w:r>
-              <w:rPr>
-                <w:rFonts w:ascii="맑은 고딕" w:hAnsi="맑은 고딕" w:eastAsia="맑은 고딕" w:cs="맑은 고딕"/>
-                <w:b w:val="0"/>
-                <w:sz w:val="19"/>
-              </w:rPr>
-              <w:t>봄·가을</w:t>
-            </w:r>
-          </w:p>
-        </w:tc>
-      </w:tr>
-      <w:tr>
-        <w:tc>
-          <w:tcPr>
-            <w:tcW w:type="dxa" w:w="2699"/>
-            <w:vAlign w:val="center"/>
-            <w:shd w:val="clear" w:fill="F5F8FC"/>
-          </w:tcPr>
-          <w:p>
-            <w:r>
-              <w:rPr>
-                <w:rFonts w:ascii="맑은 고딕" w:hAnsi="맑은 고딕" w:eastAsia="맑은 고딕" w:cs="맑은 고딕"/>
-              </w:rPr>
-            </w:r>
-            <w:r>
-              <w:rPr>
-                <w:rFonts w:ascii="맑은 고딕" w:hAnsi="맑은 고딕" w:eastAsia="맑은 고딕" w:cs="맑은 고딕"/>
-                <w:b w:val="0"/>
-                <w:sz w:val="19"/>
-              </w:rPr>
-              <w:t>오호츠크해</w:t>
-            </w:r>
-          </w:p>
-        </w:tc>
-        <w:tc>
-          <w:tcPr>
-            <w:tcW w:type="dxa" w:w="3277"/>
-            <w:vAlign w:val="center"/>
-            <w:shd w:val="clear" w:fill="F5F8FC"/>
-          </w:tcPr>
-          <w:p>
-            <w:r>
-              <w:rPr>
-                <w:rFonts w:ascii="맑은 고딕" w:hAnsi="맑은 고딕" w:eastAsia="맑은 고딕" w:cs="맑은 고딕"/>
-              </w:rPr>
-            </w:r>
-            <w:r>
-              <w:rPr>
-                <w:rFonts w:ascii="맑은 고딕" w:hAnsi="맑은 고딕" w:eastAsia="맑은 고딕" w:cs="맑은 고딕"/>
-                <w:b w:val="0"/>
-                <w:sz w:val="19"/>
-              </w:rPr>
-              <w:t>차고 습함</w:t>
-            </w:r>
-          </w:p>
-        </w:tc>
-        <w:tc>
-          <w:tcPr>
-            <w:tcW w:type="dxa" w:w="3662"/>
-            <w:vAlign w:val="center"/>
-            <w:shd w:val="clear" w:fill="F5F8FC"/>
-          </w:tcPr>
-          <w:p>
-            <w:r>
-              <w:rPr>
-                <w:rFonts w:ascii="맑은 고딕" w:hAnsi="맑은 고딕" w:eastAsia="맑은 고딕" w:cs="맑은 고딕"/>
-              </w:rPr>
-            </w:r>
-            <w:r>
-              <w:rPr>
-                <w:rFonts w:ascii="맑은 고딕" w:hAnsi="맑은 고딕" w:eastAsia="맑은 고딕" w:cs="맑은 고딕"/>
-                <w:b w:val="0"/>
-                <w:sz w:val="19"/>
-              </w:rPr>
-              <w:t>초여름(장마 무렵)</w:t>
-            </w:r>
-          </w:p>
-        </w:tc>
-      </w:tr>
-    </w:tbl>
-    <w:p>
-      <w:pPr>
-        <w:spacing w:after="40"/>
-      </w:pPr>
-    </w:p>
-    <w:p>
-      <w:r>
-        <w:rPr>
-          <w:rFonts w:ascii="맑은 고딕" w:hAnsi="맑은 고딕" w:eastAsia="맑은 고딕" w:cs="맑은 고딕"/>
-          <w:b w:val="0"/>
-          <w:sz w:val="21"/>
-        </w:rPr>
-        <w:t>[자료 2]  다음 주 화요일·목요일 우리 지역 일기예보</w:t>
-      </w:r>
-    </w:p>
-    <w:tbl>
-      <w:tblPr>
-        <w:tblStyle w:val="TableGrid"/>
-        <w:tblW w:type="auto" w:w="0"/>
-        <w:tblLayout w:type="fixed"/>
-        <w:tblLook w:firstColumn="1" w:firstRow="1" w:lastColumn="0" w:lastRow="0" w:noHBand="0" w:noVBand="1" w:val="04A0"/>
-      </w:tblPr>
-      <w:tblGrid>
-        <w:gridCol w:w="3213"/>
-        <w:gridCol w:w="3213"/>
-        <w:gridCol w:w="3213"/>
-      </w:tblGrid>
-      <w:tr>
-        <w:tc>
-          <w:tcPr>
             <w:tcW w:type="dxa" w:w="1542"/>
             <w:shd w:val="clear" w:fill="1F3A5F"/>
             <w:vAlign w:val="center"/>
@@ -5203,7 +5121,7 @@
                 <w:b w:val="0"/>
                 <w:sz w:val="19"/>
               </w:rPr>
-              <w:t>하늘</w:t>
+              <w:t>하늘(구름의 양)</w:t>
             </w:r>
           </w:p>
         </w:tc>
@@ -5224,7 +5142,7 @@
                 <w:b w:val="0"/>
                 <w:sz w:val="19"/>
               </w:rPr>
-              <w:t>구름 조금</w:t>
+              <w:t>맑음(구름 조금)</w:t>
             </w:r>
           </w:p>
         </w:tc>
@@ -5245,7 +5163,7 @@
                 <w:b w:val="0"/>
                 <w:sz w:val="19"/>
               </w:rPr>
-              <w:t>흐리고 비</w:t>
+              <w:t>흐림</w:t>
             </w:r>
           </w:p>
         </w:tc>
@@ -5532,7 +5450,7 @@
           <w:b w:val="0"/>
           <w:sz w:val="21"/>
         </w:rPr>
-        <w:t>1. &lt;자료 1&gt;을 바탕으로, 여름철 우리나라에 주로 영향을 주는 공기 덩어리의 이름과 그 성질(온도·습도)을 서술하시오. [1점]</w:t>
+        <w:t>1. &lt;자료 2&gt;에서 습도가 더 높은 날을 쓰고, 습도가 높을 때 우리 생활에서 겪을 수 있는 불편함을 한 가지 서술하시오. [1점]</w:t>
       </w:r>
     </w:p>
     <w:p>
@@ -5545,7 +5463,7 @@
           <w:b w:val="0"/>
           <w:sz w:val="21"/>
         </w:rPr>
-        <w:t>2. 우리 반은 다음 주 화요일과 목요일 중 하루에 야외로 소풍을 간다. &lt;자료 2&gt;를 근거로 어느 날이 더 알맞은지 정하고, 그렇게 판단한 까닭을 &lt;조건&gt;에 맞게 쓰시오. [3점]</w:t>
+        <w:t>2. 우리 반은 다음 주 화요일과 목요일 중 하루에 야외로 소풍을 간다. &lt;자료 2&gt;의 기상 요소를 근거로 어느 날이 더 알맞은지 정하고, 그렇게 판단한 까닭을 &lt;조건&gt;에 맞게 쓰시오. [3점]</w:t>
       </w:r>
     </w:p>
     <w:tbl>
@@ -5691,7 +5609,7 @@
                 <w:b w:val="0"/>
                 <w:sz w:val="19"/>
               </w:rPr>
-              <w:t>&lt;자료 2&gt;의 기상 정보 중 최소 두 가지(예: 강수 확률·습도·기온·바람)를 근거로 들 것.</w:t>
+              <w:t>&lt;자료 2&gt;의 기상 요소 중 최소 두 가지(예: 강수 확률·습도·기온·구름의 양·바람)를 근거로 들 것.</w:t>
             </w:r>
           </w:p>
         </w:tc>
@@ -5858,7 +5776,7 @@
                 <w:b w:val="0"/>
                 <w:sz w:val="19"/>
               </w:rPr>
-              <w:t>여름철에는 북태평양 공기 덩어리가 주로 영향을 준다. 이 공기 덩어리는 덥고 습하다.</w:t>
+              <w:t>습도가 더 높은 날은 목요일이다(85%). 습도가 높으면 빨래가 잘 마르지 않고, 공기가 끈적해 불쾌하게 느껴진다.</w:t>
             </w:r>
           </w:p>
         </w:tc>
@@ -5904,7 +5822,7 @@
                 <w:b w:val="0"/>
                 <w:sz w:val="19"/>
               </w:rPr>
-              <w:t>(예시) 나는 화요일을 골랐다. 화요일은 강수 확률이 20%로 목요일(80%)보다 훨씬 낮아 비를 맞을 가능성이 적고, 습도도 55%로 낮아 활동하기 쾌적하다. 반면 목요일은 흐리고 비가 올 확률이 높으며 습도가 85%로 높아 야외 활동에 불편하고 바람도 다소 강하다. 따라서 소풍은 화요일이 더 알맞다.</w:t>
+              <w:t>(예시) 나는 화요일을 골랐다. 화요일은 강수 확률이 20%로 목요일(80%)보다 훨씬 낮아 비를 맞을 가능성이 적고, 구름도 적어 맑으며 습도도 55%로 낮아 활동하기 쾌적하다. 반면 목요일은 흐리고 비가 올 확률이 높으며 습도가 85%로 높아 야외 활동에 불편하고 바람도 다소 강하다. 따라서 소풍은 화요일이 더 알맞다.</w:t>
             </w:r>
           </w:p>
         </w:tc>
@@ -6058,7 +5976,7 @@
                 <w:b w:val="0"/>
                 <w:sz w:val="19"/>
               </w:rPr>
-              <w:t>강수 확률·습도·기온·바람 등 관련 기상 요소를 두 가지 이상 정확히 읽고 해석함</w:t>
+              <w:t>강수 확률·습도·기온·구름의 양·바람 등 기상 요소를 두 가지 이상 정확히 읽고 해석함</w:t>
             </w:r>
           </w:p>
         </w:tc>
@@ -6125,7 +6043,7 @@
                 <w:b w:val="0"/>
                 <w:sz w:val="19"/>
               </w:rPr>
-              <w:t>관련 기상 요소를 한 가지만 정확히 해석함</w:t>
+              <w:t>기상 요소를 한 가지만 정확히 해석함</w:t>
             </w:r>
           </w:p>
         </w:tc>
@@ -6511,7 +6429,7 @@
                 <w:b w:val="0"/>
                 <w:sz w:val="19"/>
               </w:rPr>
-              <w:t>• 두 날을 자료로 정확히 비교해 판단했구나. 한 걸음 더 — 만약 화요일 예보가 빗나가 비가 온다면 너의 선택은 여전히 최선이었을까? ‘예보의 불확실성(강수 확률의 뜻)’까지 넣어 다시 논증해 보자.</w:t>
+              <w:t>• 여러 기상 요소를 자료로 정확히 비교해 판단했구나. 한 걸음 더 — 만약 화요일 예보가 빗나가 비가 온다면 너의 선택은 여전히 최선이었을까? ‘강수 확률의 뜻(예보의 불확실성)’까지 넣어 다시 논증해 보자.</w:t>
             </w:r>
           </w:p>
         </w:tc>
@@ -6557,7 +6475,7 @@
                 <w:b w:val="0"/>
                 <w:sz w:val="19"/>
               </w:rPr>
-              <w:t>• ‘화요일이 좋다’는 결론은 분명해. 이제 그 까닭을 자료의 숫자 하나와 이어 보자. (예: 화요일 강수 확률 20%가 목요일 80%보다 낮아서 …) ‘숫자 → 판단’으로 한 문장을 완성해 보자.</w:t>
+              <w:t>• ‘화요일이 좋다’는 결론은 분명해. 이제 그 까닭을 자료의 기상 요소 하나와 이어 보자. (예: 화요일 강수 확률 20%가 목요일 80%보다 낮아서 …) ‘기상 요소 → 판단’으로 한 문장을 완성해 보자.</w:t>
             </w:r>
           </w:p>
         </w:tc>
@@ -6740,7 +6658,7 @@
                 <w:b w:val="0"/>
                 <w:sz w:val="19"/>
               </w:rPr>
-              <w:t>☑  핵심 질문이 물의 상태 변화·기압·생활 활용 세 축을 포괄</w:t>
+              <w:t>☑  핵심 질문이 ‘기상 요소’와 ‘생활 영향’ 두 축을 포괄</w:t>
             </w:r>
           </w:p>
         </w:tc>
@@ -6808,7 +6726,7 @@
                 <w:b w:val="0"/>
                 <w:sz w:val="19"/>
               </w:rPr>
-              <w:t>☑</w:t>
+              <w:t>☑  성취기준 [6과06-01·02·03] 범위 안에서 설계(해설의 제외 사항 준수)</w:t>
             </w:r>
           </w:p>
         </w:tc>
@@ -7106,7 +7024,7 @@
           <w:b w:val="0"/>
           <w:sz w:val="21"/>
         </w:rPr>
-        <w:t>이 설계안은 ‘질문으로 열고, 자료로 답하고, 판단으로 닫는’ 흐름을 단원 전체에 반복한다. 학생은 기상 관측단으로서 매 차시 증거를 모으고, 마지막에 ‘우리 반 일기예보’로 배움을 세상에 내놓는다. 교사에게는 매 차시의 짧은 서술형 미니 평가가 곧 다음 차시 질문의 재료가 되어, 수업과 평가가 따로 놀지 않는다. 찬 컵의 물방울에서 출발한 궁금증이 ‘소풍 날짜를 근거로 정하는 판단’으로 이어질 때, 학생은 날씨를 외우는 것이 아니라 읽고 쓰고 결정하는 힘을 기른다.</w:t>
+        <w:t>이 설계안은 ‘질문으로 열고, 자료로 답하고, 판단으로 닫는’ 흐름을 단원 전체에 반복한다. 학생은 기상 관측단으로서 매 차시 기상 요소를 관측·기록하고, 마지막에 ‘우리 반 일기예보’로 배움을 세상에 내놓는다. 교사에게는 매 차시의 짧은 서술형 미니 평가가 곧 다음 차시 질문의 재료가 되어, 수업과 평가가 따로 놀지 않는다. 찬 컵의 물방울에서 출발한 궁금증이 ‘소풍 날짜를 기상 요소로 정하는 판단’으로 이어질 때, 학생은 날씨를 외우는 것이 아니라 읽고 쓰고 결정하는 힘을 기른다.</w:t>
       </w:r>
     </w:p>
     <w:sectPr>

--- a/assets/lectures/student-question-assessment/worksheets/weather-question-worksheet-example.docx
+++ b/assets/lectures/student-question-assessment/worksheets/weather-question-worksheet-example.docx
@@ -64,7 +64,7 @@
           <w:color w:val="333333"/>
           <w:sz w:val="19"/>
         </w:rPr>
-        <w:t>집합연수 24~35차시의 설계 절차를 「날씨와 우리 생활」 단원으로 끝까지 채운 모범 예시다. 1~3단계(단원 정보·교육과정 분석·핵심 질문)는 확정본을 그대로 반영했고, 4단계부터 그 위에서 설계했다. 단원 전체를 관통하는 장치로 학급이 '우리 반 기상 관측단'이 되어 매 차시 날씨 자료를 모으고, 마지막에 '우리 반 30초 일기예보'를 만들어 배움을 세상에 내놓는다.</w:t>
+        <w:t>집합연수 24~35차시의 설계 절차를 「날씨와 우리 생활」 단원으로 끝까지 채운 모범 예시다. 1~5단계(단원 정보·교육과정 분석·핵심 질문·학생 질문 생성·탐구 질문)는 확정본을 그대로 반영했고, 그 위에서 나머지를 설계했다. 단원 전체를 관통하는 장치로 학급이 '우리 반 기상 관측단'이 되어 매 차시 날씨 자료를 모으고, 마지막에 '우리 반 30초 일기예보'를 만들어 배움을 세상에 내놓는다.</w:t>
       </w:r>
     </w:p>
     <w:p>
@@ -1355,7 +1355,7 @@
                 <w:b w:val="0"/>
                 <w:sz w:val="19"/>
               </w:rPr>
-              <w:t>▷ (거시) 오늘의 일기예보 화면 — 기온·습도·강수 확률·구름의 양·바람.  “이 숫자와 그림은 각각 무엇을 알려줄까? 이걸 알면 우리 생활에서 무엇이 달라질까?”</w:t>
+              <w:t>☑ 학생의 궁금증을 자극하는 자료, 단원의 중요한 질문 및 성취기준과 관련, 다양한 질문 생성이 가능한 것</w:t>
             </w:r>
           </w:p>
           <w:p>
@@ -1365,7 +1365,7 @@
                 <w:b w:val="0"/>
                 <w:sz w:val="19"/>
               </w:rPr>
-              <w:t>▷ (미시) 냉장고에서 꺼낸 찬 물컵 표면에 맺힌 물방울.  “비도 오지 않았는데, 이 물방울은 어디에서 왔을까?”</w:t>
+              <w:t>※ 예: 교과서 단원 도입 차시 중심 문장, 그림, 사진 자료 등</w:t>
             </w:r>
           </w:p>
           <w:p>
@@ -1375,7 +1375,7 @@
                 <w:b w:val="0"/>
                 <w:sz w:val="19"/>
               </w:rPr>
-              <w:t>※ 정답이 하나로 떨어지지 않고 학생의 궁금증을 자극해 다양한 질문이 나오도록 고른 자료다.</w:t>
+              <w:t>▷ 여기서는 ‘비 오는 날을 그린 그림’(개구리·우산·식물 등이 등장하는 장면)을 질문 초점으로 제시한다.</w:t>
             </w:r>
           </w:p>
         </w:tc>
@@ -1423,55 +1423,7 @@
                 <w:color w:val="555555"/>
                 <w:sz w:val="19"/>
               </w:rPr>
-              <w:t>［ 사진·자료 자리 ］  (거시) 오늘의 일기예보 화면 캡처 (기온·습도·강수 확률·구름의 양·바람)</w:t>
-            </w:r>
-          </w:p>
-        </w:tc>
-      </w:tr>
-    </w:tbl>
-    <w:p>
-      <w:pPr>
-        <w:spacing w:after="40"/>
-      </w:pPr>
-    </w:p>
-    <w:tbl>
-      <w:tblPr>
-        <w:tblStyle w:val="TableGrid"/>
-        <w:tblW w:type="auto" w:w="0"/>
-        <w:tblLayout w:type="fixed"/>
-        <w:tblLook w:firstColumn="1" w:firstRow="1" w:lastColumn="0" w:lastRow="0" w:noHBand="0" w:noVBand="1" w:val="04A0"/>
-      </w:tblPr>
-      <w:tblGrid>
-        <w:gridCol w:w="9638"/>
-      </w:tblGrid>
-      <w:tr>
-        <w:trPr>
-          <w:trHeight w:val="963" w:hRule="atLeast"/>
-        </w:trPr>
-        <w:tc>
-          <w:tcPr>
-            <w:tcW w:type="dxa" w:w="9638"/>
-            <w:vAlign w:val="center"/>
-            <w:shd w:val="clear" w:fill="FAFBFD"/>
-            <w:tcBorders>
-              <w:top w:val="dashed" w:sz="8" w:space="0" w:color="9FB4CC"/>
-              <w:left w:val="dashed" w:sz="8" w:space="0" w:color="9FB4CC"/>
-              <w:bottom w:val="dashed" w:sz="8" w:space="0" w:color="9FB4CC"/>
-              <w:right w:val="dashed" w:sz="8" w:space="0" w:color="9FB4CC"/>
-            </w:tcBorders>
-          </w:tcPr>
-          <w:p>
-            <w:pPr>
-              <w:jc w:val="center"/>
-            </w:pPr>
-            <w:r>
-              <w:rPr>
-                <w:rFonts w:ascii="맑은 고딕" w:hAnsi="맑은 고딕" w:eastAsia="맑은 고딕" w:cs="맑은 고딕"/>
-                <w:b w:val="0"/>
-                <w:color w:val="555555"/>
-                <w:sz w:val="19"/>
-              </w:rPr>
-              <w:t>［ 사진·자료 자리 ］  (미시) 냉장고에서 꺼낸 찬 물컵 표면에 물방울이 맺힌 사진</w:t>
+              <w:t>［ 사진·자료 자리 ］  질문 초점 — 비 오는 날을 그린 그림·삽화 (개구리·우산·식물 등이 등장하는 장면)</w:t>
             </w:r>
           </w:p>
         </w:tc>
@@ -1618,7 +1570,7 @@
                 <w:b w:val="0"/>
                 <w:sz w:val="19"/>
               </w:rPr>
-              <w:t>개인별 질문 3가지 (예시)</w:t>
+              <w:t>개인별 질문 3가지 (확정)</w:t>
             </w:r>
           </w:p>
         </w:tc>
@@ -1640,7 +1592,7 @@
                 <w:b w:val="0"/>
                 <w:sz w:val="19"/>
               </w:rPr>
-              <w:t>• 일기예보의 습도 55%는 무엇을 뜻할까?</w:t>
+              <w:t>• 비의 그림에는 왜 항상 개구리가 등장할까요?</w:t>
             </w:r>
           </w:p>
           <w:p>
@@ -1650,7 +1602,7 @@
                 <w:b w:val="0"/>
                 <w:sz w:val="19"/>
               </w:rPr>
-              <w:t>• 이슬과 안개는 어떻게 다를까?</w:t>
+              <w:t>• 기상요소는 무엇일까요?</w:t>
             </w:r>
           </w:p>
           <w:p>
@@ -1660,7 +1612,7 @@
                 <w:b w:val="0"/>
                 <w:sz w:val="19"/>
               </w:rPr>
-              <w:t>• 고기압일 때와 저기압일 때 날씨는 어떻게 다를까?</w:t>
+              <w:t>• 날씨와 우리 생활은 왜 배워야 할까요?</w:t>
             </w:r>
           </w:p>
         </w:tc>
@@ -1739,7 +1691,7 @@
                 <w:color w:val="FFFFFF"/>
                 <w:sz w:val="20"/>
               </w:rPr>
-              <w:t>모둠 최종 질문 3가지 (예시)</w:t>
+              <w:t>모둠 최종 질문 3가지 (확정)</w:t>
             </w:r>
           </w:p>
         </w:tc>
@@ -1783,7 +1735,7 @@
                 <w:b w:val="0"/>
                 <w:sz w:val="19"/>
               </w:rPr>
-              <w:t>• 날씨를 나타내는 기상 요소(기온·습도·바람·구름의 양·강수량)는 각각 무엇을 알려줄까?</w:t>
+              <w:t>• 비의 그림에는 왜 항상 개구리가 등장할까요?</w:t>
             </w:r>
           </w:p>
           <w:p>
@@ -1793,7 +1745,7 @@
                 <w:b w:val="0"/>
                 <w:sz w:val="19"/>
               </w:rPr>
-              <w:t>• 이슬·안개·구름은 어떤 공통점과 차이점이 있을까?</w:t>
+              <w:t>• 기상요소는 무엇일까요?</w:t>
             </w:r>
           </w:p>
           <w:p>
@@ -1803,7 +1755,7 @@
                 <w:b w:val="0"/>
                 <w:sz w:val="19"/>
               </w:rPr>
-              <w:t>• 고기압·저기압일 때 날씨는 어떻게 다를까?</w:t>
+              <w:t>• 날씨와 우리 생활은 왜 배워야 할까요?</w:t>
             </w:r>
           </w:p>
         </w:tc>
@@ -1901,7 +1853,7 @@
                 <w:b w:val="0"/>
                 <w:sz w:val="19"/>
               </w:rPr>
-              <w:t>습도가 가장 높은 날은 언제일까?</w:t>
+              <w:t>기상요소는 무엇일까요?</w:t>
             </w:r>
           </w:p>
         </w:tc>
@@ -1922,7 +1874,7 @@
                 <w:b w:val="0"/>
                 <w:sz w:val="19"/>
               </w:rPr>
-              <w:t>날씨를 미리 알면 우리 생활에서 무엇을 바꿀 수 있을까?</w:t>
+              <w:t>비의 그림에는 왜 항상 개구리가 등장할까요?</w:t>
             </w:r>
           </w:p>
         </w:tc>
@@ -1946,7 +1898,6 @@
                 <w:b w:val="0"/>
                 <w:sz w:val="19"/>
               </w:rPr>
-              <w:t>고기압일 때 날씨는 맑을까?</w:t>
             </w:r>
           </w:p>
         </w:tc>
@@ -1968,51 +1919,7 @@
                 <w:b w:val="0"/>
                 <w:sz w:val="19"/>
               </w:rPr>
-              <w:t>우리 반이 2주 동안 날씨를 기록하면 어떤 규칙을 발견할 수 있을까?</w:t>
-            </w:r>
-          </w:p>
-        </w:tc>
-      </w:tr>
-      <w:tr>
-        <w:tc>
-          <w:tcPr>
-            <w:tcW w:type="dxa" w:w="4819"/>
-            <w:vAlign w:val="center"/>
-          </w:tcPr>
-          <w:p>
-            <w:r>
-              <w:rPr>
-                <w:rFonts w:ascii="맑은 고딕" w:hAnsi="맑은 고딕" w:eastAsia="맑은 고딕" w:cs="맑은 고딕"/>
-              </w:rPr>
-            </w:r>
-            <w:r>
-              <w:rPr>
-                <w:rFonts w:ascii="맑은 고딕" w:hAnsi="맑은 고딕" w:eastAsia="맑은 고딕" w:cs="맑은 고딕"/>
-                <w:b w:val="0"/>
-                <w:sz w:val="19"/>
-              </w:rPr>
-              <w:t>이슬은 주로 언제 맺힐까?</w:t>
-            </w:r>
-          </w:p>
-        </w:tc>
-        <w:tc>
-          <w:tcPr>
-            <w:tcW w:type="dxa" w:w="4819"/>
-            <w:vAlign w:val="center"/>
-          </w:tcPr>
-          <w:p>
-            <w:r>
-              <w:rPr>
-                <w:rFonts w:ascii="맑은 고딕" w:hAnsi="맑은 고딕" w:eastAsia="맑은 고딕" w:cs="맑은 고딕"/>
-              </w:rPr>
-            </w:r>
-            <w:r>
-              <w:rPr>
-                <w:rFonts w:ascii="맑은 고딕" w:hAnsi="맑은 고딕" w:eastAsia="맑은 고딕" w:cs="맑은 고딕"/>
-                <w:b w:val="0"/>
-                <w:sz w:val="19"/>
-              </w:rPr>
-              <w:t>여러 기상 요소 중 우리 생활에 가장 큰 영향을 주는 것은 무엇일까?</w:t>
+              <w:t>날씨와 우리 생활은 왜 배워야 할까요?</w:t>
             </w:r>
           </w:p>
         </w:tc>
@@ -2060,7 +1967,7 @@
           <w:b w:val="0"/>
           <w:sz w:val="21"/>
         </w:rPr>
-        <w:t>① 날씨를 나타내는 기상 요소는 각각 무엇을 알려줄까?</w:t>
+        <w:t>① 날씨와 우리 생활은 왜 배워야 할까요?</w:t>
       </w:r>
     </w:p>
     <w:p>
@@ -2073,7 +1980,7 @@
           <w:b w:val="0"/>
           <w:sz w:val="21"/>
         </w:rPr>
-        <w:t>② 이슬·안개·구름은 어떻게 다를까?</w:t>
+        <w:t>② 기상요소는 무엇일까요?</w:t>
       </w:r>
     </w:p>
     <w:p>
@@ -2086,7 +1993,7 @@
           <w:b w:val="0"/>
           <w:sz w:val="21"/>
         </w:rPr>
-        <w:t>③ 고기압·저기압일 때 날씨는 어떻게 다를까?</w:t>
+        <w:t>③ 비의 그림에는 왜 항상 개구리가 등장할까요?</w:t>
       </w:r>
     </w:p>
     <w:p>
@@ -2214,7 +2121,7 @@
                 <w:b w:val="0"/>
                 <w:sz w:val="19"/>
               </w:rPr>
-              <w:t>날씨가 어때요?</w:t>
+              <w:t>비의 그림에는 왜 항상 개구리가 등장할까요?</w:t>
             </w:r>
           </w:p>
         </w:tc>
@@ -2235,7 +2142,7 @@
                 <w:b w:val="0"/>
                 <w:sz w:val="19"/>
               </w:rPr>
-              <w:t>어떤 기상 요소를 묻는지 분명하지 않아 너무 넓음</w:t>
+              <w:t>개구리보다 비의 특징이 더 중요하다.</w:t>
             </w:r>
           </w:p>
         </w:tc>
@@ -2256,7 +2163,7 @@
                 <w:b w:val="0"/>
                 <w:sz w:val="19"/>
               </w:rPr>
-              <w:t>오늘 날씨를 기온·습도·구름의 양으로 나타내면 어떻게 될까?</w:t>
+              <w:t>비가 많이 내리면 동식물에게 미치는 영향은 무엇일까요?</w:t>
             </w:r>
           </w:p>
         </w:tc>
@@ -2303,6 +2210,16 @@
           <w:b w:val="0"/>
           <w:sz w:val="21"/>
         </w:rPr>
+        <w:t>☑ 핵심 질문과 학생 질문을 연결하고, 이를 구체화할 수 있는 탐구 질문 설정하기   ☑ 학생 질문을 그대로 사용하거나 최종 보완 질문으로 대체</w:t>
+      </w:r>
+    </w:p>
+    <w:p>
+      <w:r>
+        <w:rPr>
+          <w:rFonts w:ascii="맑은 고딕" w:hAnsi="맑은 고딕" w:eastAsia="맑은 고딕" w:cs="맑은 고딕"/>
+          <w:b w:val="0"/>
+          <w:sz w:val="21"/>
+        </w:rPr>
         <w:t>핵심 질문 ➜  날씨를 표현하는 기상 요소는 무엇이 있으며, 날씨는 우리 생활에 어떤 영향을 미치나요?</w:t>
       </w:r>
     </w:p>
@@ -2383,7 +2300,7 @@
                 <w:b w:val="0"/>
                 <w:sz w:val="19"/>
               </w:rPr>
-              <w:t>기상 요소는 무엇을 알려줄까?</w:t>
+              <w:t>날씨와 우리 생활은 왜 배워야 할까요?</w:t>
             </w:r>
           </w:p>
         </w:tc>
@@ -2404,7 +2321,7 @@
                 <w:b w:val="0"/>
                 <w:sz w:val="19"/>
               </w:rPr>
-              <w:t>기온·습도·바람·구름의 양·강수량은 각각 무엇을 어떻게 알려줄까? 우리가 직접 재고 기록할 수 있을까?</w:t>
+              <w:t>날씨는 우리 생활(옷차림·활동·안전)에 어떤 영향을 주며, 날씨를 알면 무엇을 준비하고 결정할 수 있을까?</w:t>
             </w:r>
           </w:p>
         </w:tc>
@@ -2428,7 +2345,7 @@
                 <w:b w:val="0"/>
                 <w:sz w:val="19"/>
               </w:rPr>
-              <w:t>이슬·안개·구름은 어떻게 다를까?</w:t>
+              <w:t>기상요소는 무엇일까요?</w:t>
             </w:r>
           </w:p>
         </w:tc>
@@ -2450,7 +2367,7 @@
                 <w:b w:val="0"/>
                 <w:sz w:val="19"/>
               </w:rPr>
-              <w:t>이슬·안개·구름은 어떤 공통점(응결)과 차이점(생기는 곳·때)이 있을까? 우리가 직접 만들어 관찰할 수 있을까?</w:t>
+              <w:t>기온·습도·바람·구름의 양·강수량은 각각 무엇을 어떻게 알려줄까? 우리가 직접 재고 기록할 수 있을까?</w:t>
             </w:r>
           </w:p>
         </w:tc>
@@ -2473,7 +2390,7 @@
                 <w:b w:val="0"/>
                 <w:sz w:val="19"/>
               </w:rPr>
-              <w:t>고기압·저기압일 때 날씨는?</w:t>
+              <w:t>비가 많이 내리면 동식물에게 미치는 영향은 무엇일까요? (보완 질문)</w:t>
             </w:r>
           </w:p>
         </w:tc>
@@ -2494,53 +2411,7 @@
                 <w:b w:val="0"/>
                 <w:sz w:val="19"/>
               </w:rPr>
-              <w:t>고기압과 저기압일 때 날씨는 어떻게 다르고, 바람은 어느 쪽으로 불까?</w:t>
-            </w:r>
-          </w:p>
-        </w:tc>
-      </w:tr>
-      <w:tr>
-        <w:tc>
-          <w:tcPr>
-            <w:tcW w:type="dxa" w:w="4819"/>
-            <w:vAlign w:val="center"/>
-            <w:shd w:val="clear" w:fill="F5F8FC"/>
-          </w:tcPr>
-          <w:p>
-            <w:r>
-              <w:rPr>
-                <w:rFonts w:ascii="맑은 고딕" w:hAnsi="맑은 고딕" w:eastAsia="맑은 고딕" w:cs="맑은 고딕"/>
-              </w:rPr>
-            </w:r>
-            <w:r>
-              <w:rPr>
-                <w:rFonts w:ascii="맑은 고딕" w:hAnsi="맑은 고딕" w:eastAsia="맑은 고딕" w:cs="맑은 고딕"/>
-                <w:b w:val="0"/>
-                <w:sz w:val="19"/>
-              </w:rPr>
-              <w:t>날씨와 생활은 어떤 관계?</w:t>
-            </w:r>
-          </w:p>
-        </w:tc>
-        <w:tc>
-          <w:tcPr>
-            <w:tcW w:type="dxa" w:w="4819"/>
-            <w:vAlign w:val="center"/>
-            <w:shd w:val="clear" w:fill="F5F8FC"/>
-          </w:tcPr>
-          <w:p>
-            <w:r>
-              <w:rPr>
-                <w:rFonts w:ascii="맑은 고딕" w:hAnsi="맑은 고딕" w:eastAsia="맑은 고딕" w:cs="맑은 고딕"/>
-              </w:rPr>
-            </w:r>
-            <w:r>
-              <w:rPr>
-                <w:rFonts w:ascii="맑은 고딕" w:hAnsi="맑은 고딕" w:eastAsia="맑은 고딕" w:cs="맑은 고딕"/>
-                <w:b w:val="0"/>
-                <w:sz w:val="19"/>
-              </w:rPr>
-              <w:t>날씨 정보를 어떻게 읽어 옷차림·활동·안전 같은 우리 생활에 활용할까?</w:t>
+              <w:t>비가 많이 내리는 날씨는 동식물과 우리 생활에 어떤 영향을 줄까? 자료·관찰로 확인할 수 있을까?</w:t>
             </w:r>
           </w:p>
         </w:tc>
@@ -2777,7 +2648,7 @@
                 <w:b w:val="0"/>
                 <w:sz w:val="19"/>
               </w:rPr>
-              <w:t>질문 초점으로 학생 질문 만들기(QFT), ‘기상 관측단’ 발족, 기상 요소 관찰 시작</w:t>
+              <w:t>비 오는 날 그림으로 학생 질문 만들기(QFT), ‘기상 관측단’ 발족, 기상 요소 관찰 시작</w:t>
             </w:r>
           </w:p>
         </w:tc>
@@ -2844,7 +2715,7 @@
                 <w:b w:val="0"/>
                 <w:sz w:val="19"/>
               </w:rPr>
-              <w:t>이슬·안개·구름은 무엇이 같고 다를까?</w:t>
+              <w:t>기상 요소는 무엇을 알려줄까?</w:t>
             </w:r>
           </w:p>
         </w:tc>
@@ -2866,7 +2737,7 @@
                 <w:b w:val="0"/>
                 <w:sz w:val="19"/>
               </w:rPr>
-              <w:t>관찰·실험·형성</w:t>
+              <w:t>측정·자료 해석·형성</w:t>
             </w:r>
           </w:p>
         </w:tc>
@@ -2888,7 +2759,7 @@
                 <w:b w:val="0"/>
                 <w:sz w:val="19"/>
               </w:rPr>
-              <w:t>응결 관찰 실험(이슬·안개·구름 만들기), 공통점(응결)·차이점 정리</w:t>
+              <w:t>기온·습도·구름의 양·바람·강수량 측정·기록, 각 요소가 알려주는 것과 생활 영향 정리</w:t>
             </w:r>
           </w:p>
         </w:tc>
@@ -2910,7 +2781,7 @@
                 <w:b w:val="0"/>
                 <w:sz w:val="19"/>
               </w:rPr>
-              <w:t>서술형: 이슬·안개·구름 비교</w:t>
+              <w:t>서술형: 기상 요소가 알려주는 것</w:t>
             </w:r>
           </w:p>
         </w:tc>
@@ -2954,7 +2825,7 @@
                 <w:b w:val="0"/>
                 <w:sz w:val="19"/>
               </w:rPr>
-              <w:t>기상 요소는 무엇을 알려줄까?</w:t>
+              <w:t>이슬·안개·구름은 무엇이 같고 다를까?</w:t>
             </w:r>
           </w:p>
         </w:tc>
@@ -2975,7 +2846,7 @@
                 <w:b w:val="0"/>
                 <w:sz w:val="19"/>
               </w:rPr>
-              <w:t>측정·자료 해석</w:t>
+              <w:t>관찰·실험</w:t>
             </w:r>
           </w:p>
         </w:tc>
@@ -2996,7 +2867,7 @@
                 <w:b w:val="0"/>
                 <w:sz w:val="19"/>
               </w:rPr>
-              <w:t>기온·습도·구름의 양·바람·강수량 측정·기록, 기상 자료에서 규칙 찾기</w:t>
+              <w:t>응결 관찰 실험(이슬·안개·구름 만들기), 공통점(응결)·차이점 정리</w:t>
             </w:r>
           </w:p>
         </w:tc>
@@ -3017,7 +2888,7 @@
                 <w:b w:val="0"/>
                 <w:sz w:val="19"/>
               </w:rPr>
-              <w:t>서술형: 기상 요소가 알려주는 것</w:t>
+              <w:t>서술형: 이슬·안개·구름 비교</w:t>
             </w:r>
           </w:p>
         </w:tc>
@@ -3173,7 +3044,7 @@
                 <w:b w:val="0"/>
                 <w:sz w:val="19"/>
               </w:rPr>
-              <w:t>날씨는 우리 생활에 어떤 영향을?</w:t>
+              <w:t>날씨는 우리 생활·동식물에 어떤 영향을?</w:t>
             </w:r>
           </w:p>
         </w:tc>
@@ -3215,7 +3086,7 @@
                 <w:b w:val="0"/>
                 <w:sz w:val="19"/>
               </w:rPr>
-              <w:t>날씨 정보와 생활(옷차림·활동·안전), 날씨 정보 활용</w:t>
+              <w:t>날씨 정보와 생활(옷차림·활동·안전)·동식물, 날씨 정보 활용</w:t>
             </w:r>
           </w:p>
         </w:tc>
@@ -3472,7 +3343,7 @@
                 <w:b w:val="0"/>
                 <w:sz w:val="19"/>
               </w:rPr>
-              <w:t>이슬·안개·구름은 어떤 공통점과 차이점이 있을까? 우리가 직접 만들어 관찰할 수 있을까?</w:t>
+              <w:t>기온·습도·바람·구름의 양·강수량은 각각 무엇을 어떻게 알려줄까? 우리가 직접 재고 기록할 수 있을까?</w:t>
             </w:r>
           </w:p>
         </w:tc>
@@ -3562,7 +3433,7 @@
                 <w:b w:val="0"/>
                 <w:sz w:val="19"/>
               </w:rPr>
-              <w:t>도입의 질문 초점(찬 컵 물방울)을 학생이 직접 실험으로 검증하며, 이슬·안개·구름을 ‘응결’이라는 하나의 원리로 묶어 공통점과 차이점을 자기 말로 정리하게 한다. (해설에 따라 단열 팽창은 다루지 않는다.)</w:t>
+              <w:t>학생의 우선순위 질문 ‘기상요소는 무엇일까요?’에서 출발해, 기상 관측단이 직접 기상 요소를 측정·기록하며 각 요소가 무엇을 알려주고 우리 생활에 어떤 영향을 주는지 자료로 확인하게 한다.</w:t>
             </w:r>
           </w:p>
         </w:tc>
@@ -3695,7 +3566,7 @@
                 <w:b w:val="0"/>
                 <w:sz w:val="19"/>
               </w:rPr>
-              <w:t>• 질문 되살리기 — 1~2차시 우선순위 질문 “이슬·안개·구름은 어떻게 다를까?” 게시</w:t>
+              <w:t>• 질문 되살리기 — 1~2차시 우선순위 질문 “기상요소는 무엇일까요?” 게시</w:t>
             </w:r>
           </w:p>
           <w:p>
@@ -3705,7 +3576,7 @@
                 <w:b w:val="0"/>
                 <w:sz w:val="19"/>
               </w:rPr>
-              <w:t>• 예상 — “찬 컵의 물방울은 어디서 왔을까?” 각자 가설을 붙임쪽지로 붙이기</w:t>
+              <w:t>• 오늘의 일기예보 화면 훑기 — 어떤 숫자·그림(기온·습도·강수 확률·구름·바람)이 있는지 찾기</w:t>
             </w:r>
           </w:p>
         </w:tc>
@@ -3772,7 +3643,7 @@
                 <w:b w:val="0"/>
                 <w:sz w:val="19"/>
               </w:rPr>
-              <w:t>• [활동1] 응결 관찰 실험 — 얼음물 컵 vs 상온 컵 표면 비교(온도 차 한 조건만 바꿔 관찰), 물방울 발생 조건 기록</w:t>
+              <w:t>• [활동1] 기상 관측단 측정 — 기온계로 기온, 하늘 관찰로 구름의 양, 습도·바람·강수 여부를 모둠별 기록표에 기록</w:t>
             </w:r>
           </w:p>
           <w:p>
@@ -3782,7 +3653,7 @@
                 <w:b w:val="0"/>
                 <w:sz w:val="19"/>
               </w:rPr>
-              <w:t>• [활동2] 규모를 바꿔 재현 — 집기병 속 안개 만들기 등 응결로 이슬·안개·구름 관찰, 생기는 위치(지표·지표 부근·상공) 비교</w:t>
+              <w:t>• [활동2] 자료 읽기 — 각 기상 요소가 무엇을 알려주고 우리 생활에 어떤 영향을 주는지 표로 정리</w:t>
             </w:r>
           </w:p>
           <w:p>
@@ -3792,7 +3663,7 @@
                 <w:b w:val="0"/>
                 <w:sz w:val="19"/>
               </w:rPr>
-              <w:t>• [활동3] 공통점·차이점 정리 — (수렴) 언제 물방울이 잘 맺혔나?  (확산) 이슬·안개·구름을 나누는 기준은 무엇일까?</w:t>
+              <w:t>• [활동3] 수렴→확산 질문 — (수렴) 오늘 습도는 어느 정도일까?  (확산) 여러 기상 요소 중 우리 생활에 가장 중요한 것은?</w:t>
             </w:r>
           </w:p>
         </w:tc>
@@ -3814,7 +3685,7 @@
                 <w:b w:val="0"/>
                 <w:sz w:val="19"/>
               </w:rPr>
-              <w:t>관찰의 정확성, 조건–결과 연결 (관찰·대화)</w:t>
+              <w:t>측정·기록의 정확성, 기상 요소–생활 연결 (관찰·대화)</w:t>
             </w:r>
           </w:p>
         </w:tc>
@@ -3858,7 +3729,7 @@
                 <w:b w:val="0"/>
                 <w:sz w:val="19"/>
               </w:rPr>
-              <w:t>• 내 말로 학습 종합 — “이슬·안개·구름의 공통점과 차이점을 ‘응결’을 넣어 정리하기” (서술형 미니 평가)</w:t>
+              <w:t>• 내 말로 학습 종합 — “기상 요소 하나를 골라 ‘이것은 ○○을 알려주고, 우리 생활에서 ○○에 영향을 준다’로 쓰기” (서술형 미니 평가)</w:t>
             </w:r>
           </w:p>
           <w:p>
@@ -3868,7 +3739,7 @@
                 <w:b w:val="0"/>
                 <w:sz w:val="19"/>
               </w:rPr>
-              <w:t>• 다음 질문 예고 — “그럼 구름이 많은 흐린 날과 맑은 날은 무엇이 다를까?”</w:t>
+              <w:t>• 다음 질문 예고 — “그럼 이슬·안개·구름은 어떻게 생기고, 무엇이 같고 다를까?”</w:t>
             </w:r>
           </w:p>
         </w:tc>
@@ -6791,7 +6662,7 @@
                 <w:b w:val="0"/>
                 <w:sz w:val="19"/>
               </w:rPr>
-              <w:t>☑  학생 질문 → 탐구 질문 → 차시 활동이 1:1로 연결</w:t>
+              <w:t>☑  학생 질문(비의 개구리·기상요소·날씨와 생활) → 보완 질문 → 탐구 질문으로 연결</w:t>
             </w:r>
           </w:p>
         </w:tc>
@@ -7024,7 +6895,7 @@
           <w:b w:val="0"/>
           <w:sz w:val="21"/>
         </w:rPr>
-        <w:t>이 설계안은 ‘질문으로 열고, 자료로 답하고, 판단으로 닫는’ 흐름을 단원 전체에 반복한다. 학생은 기상 관측단으로서 매 차시 기상 요소를 관측·기록하고, 마지막에 ‘우리 반 일기예보’로 배움을 세상에 내놓는다. 교사에게는 매 차시의 짧은 서술형 미니 평가가 곧 다음 차시 질문의 재료가 되어, 수업과 평가가 따로 놀지 않는다. 찬 컵의 물방울에서 출발한 궁금증이 ‘소풍 날짜를 기상 요소로 정하는 판단’으로 이어질 때, 학생은 날씨를 외우는 것이 아니라 읽고 쓰고 결정하는 힘을 기른다.</w:t>
+        <w:t>이 설계안은 ‘질문으로 열고, 자료로 답하고, 판단으로 닫는’ 흐름을 단원 전체에 반복한다. 학생은 기상 관측단으로서 매 차시 기상 요소를 관측·기록하고, 마지막에 ‘우리 반 일기예보’로 배움을 세상에 내놓는다. 교사에게는 매 차시의 짧은 서술형 미니 평가가 곧 다음 차시 질문의 재료가 되어, 수업과 평가가 따로 놀지 않는다. 비 오는 날 그림에서 쏟아진 궁금증(‘왜 개구리가?’)이 ‘비가 동식물에 주는 영향’과 ‘소풍 날짜를 기상 요소로 정하는 판단’으로 이어질 때, 학생은 날씨를 외우는 것이 아니라 읽고 쓰고 결정하는 힘을 기른다.</w:t>
       </w:r>
     </w:p>
     <w:sectPr>

--- a/assets/lectures/student-question-assessment/worksheets/weather-question-worksheet-example.docx
+++ b/assets/lectures/student-question-assessment/worksheets/weather-question-worksheet-example.docx
@@ -64,7 +64,7 @@
           <w:color w:val="333333"/>
           <w:sz w:val="19"/>
         </w:rPr>
-        <w:t>집합연수 24~35차시의 설계 절차를 「날씨와 우리 생활」 단원으로 끝까지 채운 모범 예시다. 1~5단계(단원 정보·교육과정 분석·핵심 질문·학생 질문 생성·탐구 질문)는 확정본을 그대로 반영했고, 그 위에서 나머지를 설계했다. 단원 전체를 관통하는 장치로 학급이 '우리 반 기상 관측단'이 되어 매 차시 날씨 자료를 모으고, 마지막에 '우리 반 30초 일기예보'를 만들어 배움을 세상에 내놓는다.</w:t>
+        <w:t>집합연수 24~35차시의 설계 절차를 「날씨와 우리 생활」 단원으로 끝까지 채운 모범 예시다. 1~6단계(단원 정보·교육과정 분석·핵심 질문·학생 질문·탐구 질문·단원·차시 지도)는 확정본을 그대로 반영했고, 그 위에서 평가·검토를 설계했다. 단원 전체를 관통하는 장치로 학급이 '우리 반 기상 관측단'이 되어 매 차시 날씨 자료를 모으고, 마지막에 '우리 반 30초 일기예보'를 만들어 배움을 세상에 내놓는다.</w:t>
       </w:r>
     </w:p>
     <w:p>
@@ -2444,16 +2444,15 @@
         <w:tblLook w:firstColumn="1" w:firstRow="1" w:lastColumn="0" w:lastRow="0" w:noHBand="0" w:noVBand="1" w:val="04A0"/>
       </w:tblPr>
       <w:tblGrid>
-        <w:gridCol w:w="1928"/>
-        <w:gridCol w:w="1928"/>
-        <w:gridCol w:w="1928"/>
-        <w:gridCol w:w="1928"/>
-        <w:gridCol w:w="1928"/>
+        <w:gridCol w:w="2409"/>
+        <w:gridCol w:w="2409"/>
+        <w:gridCol w:w="2409"/>
+        <w:gridCol w:w="2409"/>
       </w:tblGrid>
       <w:tr>
         <w:tc>
           <w:tcPr>
-            <w:tcW w:type="dxa" w:w="675"/>
+            <w:tcW w:type="dxa" w:w="771"/>
             <w:shd w:val="clear" w:fill="1F3A5F"/>
             <w:vAlign w:val="center"/>
           </w:tcPr>
@@ -2476,7 +2475,7 @@
         </w:tc>
         <w:tc>
           <w:tcPr>
-            <w:tcW w:type="dxa" w:w="2217"/>
+            <w:tcW w:type="dxa" w:w="2891"/>
             <w:shd w:val="clear" w:fill="1F3A5F"/>
             <w:vAlign w:val="center"/>
           </w:tcPr>
@@ -2499,7 +2498,7 @@
         </w:tc>
         <w:tc>
           <w:tcPr>
-            <w:tcW w:type="dxa" w:w="1446"/>
+            <w:tcW w:type="dxa" w:w="3855"/>
             <w:shd w:val="clear" w:fill="1F3A5F"/>
             <w:vAlign w:val="center"/>
           </w:tcPr>
@@ -2516,13 +2515,13 @@
                 <w:color w:val="FFFFFF"/>
                 <w:sz w:val="20"/>
               </w:rPr>
-              <w:t>수업·평가 연계</w:t>
+              <w:t>주요 학습 내용 및 활동</w:t>
             </w:r>
           </w:p>
         </w:tc>
         <w:tc>
           <w:tcPr>
-            <w:tcW w:type="dxa" w:w="3373"/>
+            <w:tcW w:type="dxa" w:w="2120"/>
             <w:shd w:val="clear" w:fill="1F3A5F"/>
             <w:vAlign w:val="center"/>
           </w:tcPr>
@@ -2539,30 +2538,7 @@
                 <w:color w:val="FFFFFF"/>
                 <w:sz w:val="20"/>
               </w:rPr>
-              <w:t>주요 학습 내용 및 활동</w:t>
-            </w:r>
-          </w:p>
-        </w:tc>
-        <w:tc>
-          <w:tcPr>
-            <w:tcW w:type="dxa" w:w="1928"/>
-            <w:shd w:val="clear" w:fill="1F3A5F"/>
-            <w:vAlign w:val="center"/>
-          </w:tcPr>
-          <w:p>
-            <w:r>
-              <w:rPr>
-                <w:rFonts w:ascii="맑은 고딕" w:hAnsi="맑은 고딕" w:eastAsia="맑은 고딕" w:cs="맑은 고딕"/>
-              </w:rPr>
-            </w:r>
-            <w:r>
-              <w:rPr>
-                <w:rFonts w:ascii="맑은 고딕" w:hAnsi="맑은 고딕" w:eastAsia="맑은 고딕" w:cs="맑은 고딕"/>
-                <w:b/>
-                <w:color w:val="FFFFFF"/>
-                <w:sz w:val="20"/>
-              </w:rPr>
-              <w:t>평가 요소 (서·논술형)</w:t>
+              <w:t>평가 요소 (서·논술형 평가)</w:t>
             </w:r>
           </w:p>
         </w:tc>
@@ -2570,7 +2546,7 @@
       <w:tr>
         <w:tc>
           <w:tcPr>
-            <w:tcW w:type="dxa" w:w="675"/>
+            <w:tcW w:type="dxa" w:w="771"/>
             <w:vAlign w:val="center"/>
           </w:tcPr>
           <w:p>
@@ -2591,7 +2567,7 @@
         </w:tc>
         <w:tc>
           <w:tcPr>
-            <w:tcW w:type="dxa" w:w="2217"/>
+            <w:tcW w:type="dxa" w:w="2891"/>
             <w:vAlign w:val="center"/>
           </w:tcPr>
           <w:p>
@@ -2606,13 +2582,13 @@
                 <w:b w:val="0"/>
                 <w:sz w:val="19"/>
               </w:rPr>
-              <w:t>날씨를 나타내는 것은 무엇일까?</w:t>
+              <w:t>기상요소는 무엇일까요?</w:t>
             </w:r>
           </w:p>
         </w:tc>
         <w:tc>
           <w:tcPr>
-            <w:tcW w:type="dxa" w:w="1446"/>
+            <w:tcW w:type="dxa" w:w="3855"/>
             <w:vAlign w:val="center"/>
           </w:tcPr>
           <w:p>
@@ -2627,13 +2603,23 @@
                 <w:b w:val="0"/>
                 <w:sz w:val="19"/>
               </w:rPr>
-              <w:t>질문 생성</w:t>
+              <w:t>• 날씨를 표현하는 기상 요소 조사하기</w:t>
+            </w:r>
+          </w:p>
+          <w:p>
+            <w:r>
+              <w:rPr>
+                <w:rFonts w:ascii="맑은 고딕" w:hAnsi="맑은 고딕" w:eastAsia="맑은 고딕" w:cs="맑은 고딕"/>
+                <w:b w:val="0"/>
+                <w:sz w:val="19"/>
+              </w:rPr>
+              <w:t>• 기상 요소 설명하기</w:t>
             </w:r>
           </w:p>
         </w:tc>
         <w:tc>
           <w:tcPr>
-            <w:tcW w:type="dxa" w:w="3373"/>
+            <w:tcW w:type="dxa" w:w="2120"/>
             <w:vAlign w:val="center"/>
           </w:tcPr>
           <w:p>
@@ -2648,28 +2634,7 @@
                 <w:b w:val="0"/>
                 <w:sz w:val="19"/>
               </w:rPr>
-              <w:t>비 오는 날 그림으로 학생 질문 만들기(QFT), ‘기상 관측단’ 발족, 기상 요소 관찰 시작</w:t>
-            </w:r>
-          </w:p>
-        </w:tc>
-        <w:tc>
-          <w:tcPr>
-            <w:tcW w:type="dxa" w:w="1928"/>
-            <w:vAlign w:val="center"/>
-          </w:tcPr>
-          <w:p>
-            <w:r>
-              <w:rPr>
-                <w:rFonts w:ascii="맑은 고딕" w:hAnsi="맑은 고딕" w:eastAsia="맑은 고딕" w:cs="맑은 고딕"/>
-              </w:rPr>
-            </w:r>
-            <w:r>
-              <w:rPr>
-                <w:rFonts w:ascii="맑은 고딕" w:hAnsi="맑은 고딕" w:eastAsia="맑은 고딕" w:cs="맑은 고딕"/>
-                <w:b w:val="0"/>
-                <w:sz w:val="19"/>
-              </w:rPr>
-              <w:t>(관찰) 질문 생성 참여도</w:t>
+              <w:t>기상 요소 설명하기</w:t>
             </w:r>
           </w:p>
         </w:tc>
@@ -2677,7 +2642,7 @@
       <w:tr>
         <w:tc>
           <w:tcPr>
-            <w:tcW w:type="dxa" w:w="675"/>
+            <w:tcW w:type="dxa" w:w="771"/>
             <w:vAlign w:val="center"/>
             <w:shd w:val="clear" w:fill="F5F8FC"/>
           </w:tcPr>
@@ -2693,13 +2658,13 @@
                 <w:b w:val="0"/>
                 <w:sz w:val="19"/>
               </w:rPr>
-              <w:t>3~4</w:t>
+              <w:t>3~6</w:t>
             </w:r>
           </w:p>
         </w:tc>
         <w:tc>
           <w:tcPr>
-            <w:tcW w:type="dxa" w:w="2217"/>
+            <w:tcW w:type="dxa" w:w="2891"/>
             <w:vAlign w:val="center"/>
             <w:shd w:val="clear" w:fill="F5F8FC"/>
           </w:tcPr>
@@ -2715,13 +2680,13 @@
                 <w:b w:val="0"/>
                 <w:sz w:val="19"/>
               </w:rPr>
-              <w:t>기상 요소는 무엇을 알려줄까?</w:t>
+              <w:t>날씨는 어떻게 만들어질까요?</w:t>
             </w:r>
           </w:p>
         </w:tc>
         <w:tc>
           <w:tcPr>
-            <w:tcW w:type="dxa" w:w="1446"/>
+            <w:tcW w:type="dxa" w:w="3855"/>
             <w:vAlign w:val="center"/>
             <w:shd w:val="clear" w:fill="F5F8FC"/>
           </w:tcPr>
@@ -2737,13 +2702,63 @@
                 <w:b w:val="0"/>
                 <w:sz w:val="19"/>
               </w:rPr>
-              <w:t>측정·자료 해석·형성</w:t>
+              <w:t>• 이슬, 안개 발생 실험하기</w:t>
+            </w:r>
+          </w:p>
+          <w:p>
+            <w:r>
+              <w:rPr>
+                <w:rFonts w:ascii="맑은 고딕" w:hAnsi="맑은 고딕" w:eastAsia="맑은 고딕" w:cs="맑은 고딕"/>
+                <w:b w:val="0"/>
+                <w:sz w:val="19"/>
+              </w:rPr>
+              <w:t>• 이슬, 안개 만들어지는 과정 설명하기</w:t>
+            </w:r>
+          </w:p>
+          <w:p>
+            <w:r>
+              <w:rPr>
+                <w:rFonts w:ascii="맑은 고딕" w:hAnsi="맑은 고딕" w:eastAsia="맑은 고딕" w:cs="맑은 고딕"/>
+                <w:b w:val="0"/>
+                <w:sz w:val="19"/>
+              </w:rPr>
+              <w:t>• 이슬, 안개, 구름의 공통점과 차이점 설명하기</w:t>
+            </w:r>
+          </w:p>
+          <w:p>
+            <w:r>
+              <w:rPr>
+                <w:rFonts w:ascii="맑은 고딕" w:hAnsi="맑은 고딕" w:eastAsia="맑은 고딕" w:cs="맑은 고딕"/>
+                <w:b w:val="0"/>
+                <w:sz w:val="19"/>
+              </w:rPr>
+              <w:t>• 고기압과 저기압의 분포에 따른 날씨의 특징 설명하기</w:t>
+            </w:r>
+          </w:p>
+          <w:p>
+            <w:r>
+              <w:rPr>
+                <w:rFonts w:ascii="맑은 고딕" w:hAnsi="맑은 고딕" w:eastAsia="맑은 고딕" w:cs="맑은 고딕"/>
+                <w:b w:val="0"/>
+                <w:sz w:val="19"/>
+              </w:rPr>
+              <w:t>• 바람 발생에 대한 모형실험하기</w:t>
+            </w:r>
+          </w:p>
+          <w:p>
+            <w:r>
+              <w:rPr>
+                <w:rFonts w:ascii="맑은 고딕" w:hAnsi="맑은 고딕" w:eastAsia="맑은 고딕" w:cs="맑은 고딕"/>
+                <w:b w:val="0"/>
+                <w:sz w:val="19"/>
+              </w:rPr>
+              <w:t>• 바람이 부는 방향, 해풍과 육풍</w:t>
             </w:r>
           </w:p>
         </w:tc>
         <w:tc>
           <w:tcPr>
-            <w:tcW w:type="dxa" w:w="3373"/>
+            <w:tcW w:type="dxa" w:w="2120"/>
             <w:vAlign w:val="center"/>
             <w:shd w:val="clear" w:fill="F5F8FC"/>
           </w:tcPr>
@@ -2759,29 +2774,27 @@
                 <w:b w:val="0"/>
                 <w:sz w:val="19"/>
               </w:rPr>
-              <w:t>기온·습도·구름의 양·바람·강수량 측정·기록, 각 요소가 알려주는 것과 생활 영향 정리</w:t>
+              <w:t>이슬·안개·구름 발생 과정 탐구하기</w:t>
             </w:r>
           </w:p>
-        </w:tc>
-        <w:tc>
-          <w:tcPr>
-            <w:tcW w:type="dxa" w:w="1928"/>
-            <w:vAlign w:val="center"/>
-            <w:shd w:val="clear" w:fill="F5F8FC"/>
-          </w:tcPr>
           <w:p>
-            <w:r>
-              <w:rPr>
-                <w:rFonts w:ascii="맑은 고딕" w:hAnsi="맑은 고딕" w:eastAsia="맑은 고딕" w:cs="맑은 고딕"/>
-              </w:rPr>
-            </w:r>
             <w:r>
               <w:rPr>
                 <w:rFonts w:ascii="맑은 고딕" w:hAnsi="맑은 고딕" w:eastAsia="맑은 고딕" w:cs="맑은 고딕"/>
                 <w:b w:val="0"/>
                 <w:sz w:val="19"/>
               </w:rPr>
-              <w:t>서술형: 기상 요소가 알려주는 것</w:t>
+              <w:t>고기압과 저기압의 분포에 따른 날씨 특징 설명하기</w:t>
+            </w:r>
+          </w:p>
+          <w:p>
+            <w:r>
+              <w:rPr>
+                <w:rFonts w:ascii="맑은 고딕" w:hAnsi="맑은 고딕" w:eastAsia="맑은 고딕" w:cs="맑은 고딕"/>
+                <w:b w:val="0"/>
+                <w:sz w:val="19"/>
+              </w:rPr>
+              <w:t>바람이 부는 방향과 기압을 관련지어 설명하기</w:t>
             </w:r>
           </w:p>
         </w:tc>
@@ -2789,7 +2802,7 @@
       <w:tr>
         <w:tc>
           <w:tcPr>
-            <w:tcW w:type="dxa" w:w="675"/>
+            <w:tcW w:type="dxa" w:w="771"/>
             <w:vAlign w:val="center"/>
           </w:tcPr>
           <w:p>
@@ -2804,13 +2817,13 @@
                 <w:b w:val="0"/>
                 <w:sz w:val="19"/>
               </w:rPr>
-              <w:t>5~6</w:t>
+              <w:t>7</w:t>
             </w:r>
           </w:p>
         </w:tc>
         <w:tc>
           <w:tcPr>
-            <w:tcW w:type="dxa" w:w="2217"/>
+            <w:tcW w:type="dxa" w:w="2891"/>
             <w:vAlign w:val="center"/>
           </w:tcPr>
           <w:p>
@@ -2825,13 +2838,13 @@
                 <w:b w:val="0"/>
                 <w:sz w:val="19"/>
               </w:rPr>
-              <w:t>이슬·안개·구름은 무엇이 같고 다를까?</w:t>
+              <w:t>날씨가 우리 생활에 주는 영향은 무엇일까요?</w:t>
             </w:r>
           </w:p>
         </w:tc>
         <w:tc>
           <w:tcPr>
-            <w:tcW w:type="dxa" w:w="1446"/>
+            <w:tcW w:type="dxa" w:w="3855"/>
             <w:vAlign w:val="center"/>
           </w:tcPr>
           <w:p>
@@ -2846,13 +2859,23 @@
                 <w:b w:val="0"/>
                 <w:sz w:val="19"/>
               </w:rPr>
-              <w:t>관찰·실험</w:t>
+              <w:t>• 날씨가 우리 생활에 주는 영향 알아보기</w:t>
+            </w:r>
+          </w:p>
+          <w:p>
+            <w:r>
+              <w:rPr>
+                <w:rFonts w:ascii="맑은 고딕" w:hAnsi="맑은 고딕" w:eastAsia="맑은 고딕" w:cs="맑은 고딕"/>
+                <w:b w:val="0"/>
+                <w:sz w:val="19"/>
+              </w:rPr>
+              <w:t>• 날씨와 우리 생활과의 관계</w:t>
             </w:r>
           </w:p>
         </w:tc>
         <w:tc>
           <w:tcPr>
-            <w:tcW w:type="dxa" w:w="3373"/>
+            <w:tcW w:type="dxa" w:w="2120"/>
             <w:vAlign w:val="center"/>
           </w:tcPr>
           <w:p>
@@ -2867,28 +2890,7 @@
                 <w:b w:val="0"/>
                 <w:sz w:val="19"/>
               </w:rPr>
-              <w:t>응결 관찰 실험(이슬·안개·구름 만들기), 공통점(응결)·차이점 정리</w:t>
-            </w:r>
-          </w:p>
-        </w:tc>
-        <w:tc>
-          <w:tcPr>
-            <w:tcW w:type="dxa" w:w="1928"/>
-            <w:vAlign w:val="center"/>
-          </w:tcPr>
-          <w:p>
-            <w:r>
-              <w:rPr>
-                <w:rFonts w:ascii="맑은 고딕" w:hAnsi="맑은 고딕" w:eastAsia="맑은 고딕" w:cs="맑은 고딕"/>
-              </w:rPr>
-            </w:r>
-            <w:r>
-              <w:rPr>
-                <w:rFonts w:ascii="맑은 고딕" w:hAnsi="맑은 고딕" w:eastAsia="맑은 고딕" w:cs="맑은 고딕"/>
-                <w:b w:val="0"/>
-                <w:sz w:val="19"/>
-              </w:rPr>
-              <w:t>서술형: 이슬·안개·구름 비교</w:t>
+              <w:t>날씨와 우리 생활과의 관계 설명하기</w:t>
             </w:r>
           </w:p>
         </w:tc>
@@ -2896,7 +2898,7 @@
       <w:tr>
         <w:tc>
           <w:tcPr>
-            <w:tcW w:type="dxa" w:w="675"/>
+            <w:tcW w:type="dxa" w:w="771"/>
             <w:vAlign w:val="center"/>
             <w:shd w:val="clear" w:fill="F5F8FC"/>
           </w:tcPr>
@@ -2912,13 +2914,13 @@
                 <w:b w:val="0"/>
                 <w:sz w:val="19"/>
               </w:rPr>
-              <w:t>7~8</w:t>
+              <w:t>8~9</w:t>
             </w:r>
           </w:p>
         </w:tc>
         <w:tc>
           <w:tcPr>
-            <w:tcW w:type="dxa" w:w="2217"/>
+            <w:tcW w:type="dxa" w:w="2891"/>
             <w:vAlign w:val="center"/>
             <w:shd w:val="clear" w:fill="F5F8FC"/>
           </w:tcPr>
@@ -2934,13 +2936,13 @@
                 <w:b w:val="0"/>
                 <w:sz w:val="19"/>
               </w:rPr>
-              <w:t>고기압·저기압일 때 날씨는?</w:t>
+              <w:t>날씨 정보를 비교하여 소풍 가기 좋은 날을 어떻게 판단할 수 있을까요?</w:t>
             </w:r>
           </w:p>
         </w:tc>
         <w:tc>
           <w:tcPr>
-            <w:tcW w:type="dxa" w:w="1446"/>
+            <w:tcW w:type="dxa" w:w="3855"/>
             <w:vAlign w:val="center"/>
             <w:shd w:val="clear" w:fill="F5F8FC"/>
           </w:tcPr>
@@ -2956,13 +2958,23 @@
                 <w:b w:val="0"/>
                 <w:sz w:val="19"/>
               </w:rPr>
-              <w:t>탐구</w:t>
+              <w:t>• 기상요소가 잘 드러나는 날씨 정보 분석하기</w:t>
+            </w:r>
+          </w:p>
+          <w:p>
+            <w:r>
+              <w:rPr>
+                <w:rFonts w:ascii="맑은 고딕" w:hAnsi="맑은 고딕" w:eastAsia="맑은 고딕" w:cs="맑은 고딕"/>
+                <w:b w:val="0"/>
+                <w:sz w:val="19"/>
+              </w:rPr>
+              <w:t>• 소풍 가기 좋은 날을 선택하고, 이유 설명하기</w:t>
             </w:r>
           </w:p>
         </w:tc>
         <w:tc>
           <w:tcPr>
-            <w:tcW w:type="dxa" w:w="3373"/>
+            <w:tcW w:type="dxa" w:w="2120"/>
             <w:vAlign w:val="center"/>
             <w:shd w:val="clear" w:fill="F5F8FC"/>
           </w:tcPr>
@@ -2978,29 +2990,7 @@
                 <w:b w:val="0"/>
                 <w:sz w:val="19"/>
               </w:rPr>
-              <w:t>고기압·저기압과 날씨, 고기압에서 저기압으로 부는 바람의 방향</w:t>
-            </w:r>
-          </w:p>
-        </w:tc>
-        <w:tc>
-          <w:tcPr>
-            <w:tcW w:type="dxa" w:w="1928"/>
-            <w:vAlign w:val="center"/>
-            <w:shd w:val="clear" w:fill="F5F8FC"/>
-          </w:tcPr>
-          <w:p>
-            <w:r>
-              <w:rPr>
-                <w:rFonts w:ascii="맑은 고딕" w:hAnsi="맑은 고딕" w:eastAsia="맑은 고딕" w:cs="맑은 고딕"/>
-              </w:rPr>
-            </w:r>
-            <w:r>
-              <w:rPr>
-                <w:rFonts w:ascii="맑은 고딕" w:hAnsi="맑은 고딕" w:eastAsia="맑은 고딕" w:cs="맑은 고딕"/>
-                <w:b w:val="0"/>
-                <w:sz w:val="19"/>
-              </w:rPr>
-              <w:t>서술형: 고기압·저기압과 날씨</w:t>
+              <w:t>서·논술형 평가</w:t>
             </w:r>
           </w:p>
         </w:tc>
@@ -3008,7 +2998,7 @@
       <w:tr>
         <w:tc>
           <w:tcPr>
-            <w:tcW w:type="dxa" w:w="675"/>
+            <w:tcW w:type="dxa" w:w="771"/>
             <w:vAlign w:val="center"/>
           </w:tcPr>
           <w:p>
@@ -3023,13 +3013,13 @@
                 <w:b w:val="0"/>
                 <w:sz w:val="19"/>
               </w:rPr>
-              <w:t>9~10</w:t>
+              <w:t>10~11</w:t>
             </w:r>
           </w:p>
         </w:tc>
         <w:tc>
           <w:tcPr>
-            <w:tcW w:type="dxa" w:w="2217"/>
+            <w:tcW w:type="dxa" w:w="2891"/>
             <w:vAlign w:val="center"/>
           </w:tcPr>
           <w:p>
@@ -3044,13 +3034,13 @@
                 <w:b w:val="0"/>
                 <w:sz w:val="19"/>
               </w:rPr>
-              <w:t>날씨는 우리 생활·동식물에 어떤 영향을?</w:t>
+              <w:t>이번 단원의 학습을 성찰해 볼까요?</w:t>
             </w:r>
           </w:p>
         </w:tc>
         <w:tc>
           <w:tcPr>
-            <w:tcW w:type="dxa" w:w="1446"/>
+            <w:tcW w:type="dxa" w:w="3855"/>
             <w:vAlign w:val="center"/>
           </w:tcPr>
           <w:p>
@@ -3065,13 +3055,23 @@
                 <w:b w:val="0"/>
                 <w:sz w:val="19"/>
               </w:rPr>
-              <w:t>종합·총괄평가</w:t>
+              <w:t>• 날씨와 우리 생활의 학습을 정리하기</w:t>
+            </w:r>
+          </w:p>
+          <w:p>
+            <w:r>
+              <w:rPr>
+                <w:rFonts w:ascii="맑은 고딕" w:hAnsi="맑은 고딕" w:eastAsia="맑은 고딕" w:cs="맑은 고딕"/>
+                <w:b w:val="0"/>
+                <w:sz w:val="19"/>
+              </w:rPr>
+              <w:t>• 자신의 학습을 성찰하고, 평가하기</w:t>
             </w:r>
           </w:p>
         </w:tc>
         <w:tc>
           <w:tcPr>
-            <w:tcW w:type="dxa" w:w="3373"/>
+            <w:tcW w:type="dxa" w:w="2120"/>
             <w:vAlign w:val="center"/>
           </w:tcPr>
           <w:p>
@@ -3086,140 +3086,7 @@
                 <w:b w:val="0"/>
                 <w:sz w:val="19"/>
               </w:rPr>
-              <w:t>날씨 정보와 생활(옷차림·활동·안전)·동식물, 날씨 정보 활용</w:t>
-            </w:r>
-          </w:p>
-        </w:tc>
-        <w:tc>
-          <w:tcPr>
-            <w:tcW w:type="dxa" w:w="1928"/>
-            <w:vAlign w:val="center"/>
-          </w:tcPr>
-          <w:p>
-            <w:r>
-              <w:rPr>
-                <w:rFonts w:ascii="맑은 고딕" w:hAnsi="맑은 고딕" w:eastAsia="맑은 고딕" w:cs="맑은 고딕"/>
-              </w:rPr>
-            </w:r>
-            <w:r>
-              <w:rPr>
-                <w:rFonts w:ascii="맑은 고딕" w:hAnsi="맑은 고딕" w:eastAsia="맑은 고딕" w:cs="맑은 고딕"/>
-                <w:b w:val="0"/>
-                <w:sz w:val="19"/>
-              </w:rPr>
-              <w:t>논술형(자료 제시): ‘소풍 날짜 정하기’</w:t>
-            </w:r>
-          </w:p>
-        </w:tc>
-      </w:tr>
-      <w:tr>
-        <w:tc>
-          <w:tcPr>
-            <w:tcW w:type="dxa" w:w="675"/>
-            <w:vAlign w:val="center"/>
-            <w:shd w:val="clear" w:fill="F5F8FC"/>
-          </w:tcPr>
-          <w:p>
-            <w:r>
-              <w:rPr>
-                <w:rFonts w:ascii="맑은 고딕" w:hAnsi="맑은 고딕" w:eastAsia="맑은 고딕" w:cs="맑은 고딕"/>
-              </w:rPr>
-            </w:r>
-            <w:r>
-              <w:rPr>
-                <w:rFonts w:ascii="맑은 고딕" w:hAnsi="맑은 고딕" w:eastAsia="맑은 고딕" w:cs="맑은 고딕"/>
-                <w:b w:val="0"/>
-                <w:sz w:val="19"/>
-              </w:rPr>
-              <w:t>11~12</w:t>
-            </w:r>
-          </w:p>
-        </w:tc>
-        <w:tc>
-          <w:tcPr>
-            <w:tcW w:type="dxa" w:w="2217"/>
-            <w:vAlign w:val="center"/>
-            <w:shd w:val="clear" w:fill="F5F8FC"/>
-          </w:tcPr>
-          <w:p>
-            <w:r>
-              <w:rPr>
-                <w:rFonts w:ascii="맑은 고딕" w:hAnsi="맑은 고딕" w:eastAsia="맑은 고딕" w:cs="맑은 고딕"/>
-              </w:rPr>
-            </w:r>
-            <w:r>
-              <w:rPr>
-                <w:rFonts w:ascii="맑은 고딕" w:hAnsi="맑은 고딕" w:eastAsia="맑은 고딕" w:cs="맑은 고딕"/>
-                <w:b w:val="0"/>
-                <w:sz w:val="19"/>
-              </w:rPr>
-              <w:t>우리가 날씨를 예보할 수 있을까?</w:t>
-            </w:r>
-          </w:p>
-        </w:tc>
-        <w:tc>
-          <w:tcPr>
-            <w:tcW w:type="dxa" w:w="1446"/>
-            <w:vAlign w:val="center"/>
-            <w:shd w:val="clear" w:fill="F5F8FC"/>
-          </w:tcPr>
-          <w:p>
-            <w:r>
-              <w:rPr>
-                <w:rFonts w:ascii="맑은 고딕" w:hAnsi="맑은 고딕" w:eastAsia="맑은 고딕" w:cs="맑은 고딕"/>
-              </w:rPr>
-            </w:r>
-            <w:r>
-              <w:rPr>
-                <w:rFonts w:ascii="맑은 고딕" w:hAnsi="맑은 고딕" w:eastAsia="맑은 고딕" w:cs="맑은 고딕"/>
-                <w:b w:val="0"/>
-                <w:sz w:val="19"/>
-              </w:rPr>
-              <w:t>전이·프로젝트</w:t>
-            </w:r>
-          </w:p>
-        </w:tc>
-        <w:tc>
-          <w:tcPr>
-            <w:tcW w:type="dxa" w:w="3373"/>
-            <w:vAlign w:val="center"/>
-            <w:shd w:val="clear" w:fill="F5F8FC"/>
-          </w:tcPr>
-          <w:p>
-            <w:r>
-              <w:rPr>
-                <w:rFonts w:ascii="맑은 고딕" w:hAnsi="맑은 고딕" w:eastAsia="맑은 고딕" w:cs="맑은 고딕"/>
-              </w:rPr>
-            </w:r>
-            <w:r>
-              <w:rPr>
-                <w:rFonts w:ascii="맑은 고딕" w:hAnsi="맑은 고딕" w:eastAsia="맑은 고딕" w:cs="맑은 고딕"/>
-                <w:b w:val="0"/>
-                <w:sz w:val="19"/>
-              </w:rPr>
-              <w:t>‘우리 반 30초 일기예보/날씨 알림판’ 제작·발표, 단원 성찰</w:t>
-            </w:r>
-          </w:p>
-        </w:tc>
-        <w:tc>
-          <w:tcPr>
-            <w:tcW w:type="dxa" w:w="1928"/>
-            <w:vAlign w:val="center"/>
-            <w:shd w:val="clear" w:fill="F5F8FC"/>
-          </w:tcPr>
-          <w:p>
-            <w:r>
-              <w:rPr>
-                <w:rFonts w:ascii="맑은 고딕" w:hAnsi="맑은 고딕" w:eastAsia="맑은 고딕" w:cs="맑은 고딕"/>
-              </w:rPr>
-            </w:r>
-            <w:r>
-              <w:rPr>
-                <w:rFonts w:ascii="맑은 고딕" w:hAnsi="맑은 고딕" w:eastAsia="맑은 고딕" w:cs="맑은 고딕"/>
-                <w:b w:val="0"/>
-                <w:sz w:val="19"/>
-              </w:rPr>
-              <w:t>수행: 예보 산출물 + 자기평가</w:t>
+              <w:t>자신의 학습 성찰하기</w:t>
             </w:r>
           </w:p>
         </w:tc>
@@ -3343,7 +3210,7 @@
                 <w:b w:val="0"/>
                 <w:sz w:val="19"/>
               </w:rPr>
-              <w:t>기온·습도·바람·구름의 양·강수량은 각각 무엇을 어떻게 알려줄까? 우리가 직접 재고 기록할 수 있을까?</w:t>
+              <w:t>날씨 정보를 비교하여 소풍 가기 좋은 날을 어떻게 판단할 수 있을까?</w:t>
             </w:r>
           </w:p>
         </w:tc>
@@ -3389,7 +3256,7 @@
                 <w:b w:val="0"/>
                 <w:sz w:val="19"/>
               </w:rPr>
-              <w:t>3~4 / 12차시</w:t>
+              <w:t>8~9 / 11차시</w:t>
             </w:r>
           </w:p>
         </w:tc>
@@ -3433,7 +3300,7 @@
                 <w:b w:val="0"/>
                 <w:sz w:val="19"/>
               </w:rPr>
-              <w:t>학생의 우선순위 질문 ‘기상요소는 무엇일까요?’에서 출발해, 기상 관측단이 직접 기상 요소를 측정·기록하며 각 요소가 무엇을 알려주고 우리 생활에 어떤 영향을 주는지 자료로 확인하게 한다.</w:t>
+              <w:t>앞서 학습한 기상 요소와 날씨 정보를 바탕으로 다양한 날씨 자료를 비교·분석하고, 생활 속 문제 상황인 ‘소풍 가기 좋은 날’을 판단하도록 한다. 날씨 정보를 근거로 적절한 날을 선택하고, 기상 요소를 활용하여 자신의 판단을 논리적으로 설명할 수 있도록 한다.</w:t>
             </w:r>
           </w:p>
         </w:tc>
@@ -3459,7 +3326,7 @@
       <w:tr>
         <w:tc>
           <w:tcPr>
-            <w:tcW w:type="dxa" w:w="3213"/>
+            <w:tcW w:type="dxa" w:w="1157"/>
             <w:shd w:val="clear" w:fill="1F3A5F"/>
             <w:vAlign w:val="center"/>
           </w:tcPr>
@@ -3482,7 +3349,7 @@
         </w:tc>
         <w:tc>
           <w:tcPr>
-            <w:tcW w:type="dxa" w:w="3213"/>
+            <w:tcW w:type="dxa" w:w="6168"/>
             <w:shd w:val="clear" w:fill="1F3A5F"/>
             <w:vAlign w:val="center"/>
           </w:tcPr>
@@ -3505,7 +3372,7 @@
         </w:tc>
         <w:tc>
           <w:tcPr>
-            <w:tcW w:type="dxa" w:w="3213"/>
+            <w:tcW w:type="dxa" w:w="2313"/>
             <w:shd w:val="clear" w:fill="1F3A5F"/>
             <w:vAlign w:val="center"/>
           </w:tcPr>
@@ -3530,7 +3397,7 @@
       <w:tr>
         <w:tc>
           <w:tcPr>
-            <w:tcW w:type="dxa" w:w="3213"/>
+            <w:tcW w:type="dxa" w:w="1157"/>
             <w:vAlign w:val="center"/>
           </w:tcPr>
           <w:p>
@@ -3551,7 +3418,7 @@
         </w:tc>
         <w:tc>
           <w:tcPr>
-            <w:tcW w:type="dxa" w:w="3213"/>
+            <w:tcW w:type="dxa" w:w="6168"/>
             <w:vAlign w:val="center"/>
           </w:tcPr>
           <w:p>
@@ -3566,7 +3433,7 @@
                 <w:b w:val="0"/>
                 <w:sz w:val="19"/>
               </w:rPr>
-              <w:t>• 질문 되살리기 — 1~2차시 우선순위 질문 “기상요소는 무엇일까요?” 게시</w:t>
+              <w:t>• 문제 상황 제시 — “우리 반 소풍을 다음 주 화요일과 목요일 중 하루로 정해야 한다. 어느 날이 좋을까?”</w:t>
             </w:r>
           </w:p>
           <w:p>
@@ -3576,13 +3443,13 @@
                 <w:b w:val="0"/>
                 <w:sz w:val="19"/>
               </w:rPr>
-              <w:t>• 오늘의 일기예보 화면 훑기 — 어떤 숫자·그림(기온·습도·강수 확률·구름·바람)이 있는지 찾기</w:t>
+              <w:t>• 핵심 질문 되살리기 — ‘날씨는 우리 생활에 어떤 영향을 미치나요?’와 연결</w:t>
             </w:r>
           </w:p>
         </w:tc>
         <w:tc>
           <w:tcPr>
-            <w:tcW w:type="dxa" w:w="3213"/>
+            <w:tcW w:type="dxa" w:w="2313"/>
             <w:vAlign w:val="center"/>
           </w:tcPr>
           <w:p>
@@ -3597,7 +3464,7 @@
                 <w:b w:val="0"/>
                 <w:sz w:val="19"/>
               </w:rPr>
-              <w:t>사전 개념 진단 (관찰)</w:t>
+              <w:t>문제 인식 (관찰)</w:t>
             </w:r>
           </w:p>
         </w:tc>
@@ -3605,7 +3472,7 @@
       <w:tr>
         <w:tc>
           <w:tcPr>
-            <w:tcW w:type="dxa" w:w="3213"/>
+            <w:tcW w:type="dxa" w:w="1157"/>
             <w:vAlign w:val="center"/>
             <w:shd w:val="clear" w:fill="F5F8FC"/>
           </w:tcPr>
@@ -3627,7 +3494,7 @@
         </w:tc>
         <w:tc>
           <w:tcPr>
-            <w:tcW w:type="dxa" w:w="3213"/>
+            <w:tcW w:type="dxa" w:w="6168"/>
             <w:vAlign w:val="center"/>
             <w:shd w:val="clear" w:fill="F5F8FC"/>
           </w:tcPr>
@@ -3643,7 +3510,7 @@
                 <w:b w:val="0"/>
                 <w:sz w:val="19"/>
               </w:rPr>
-              <w:t>• [활동1] 기상 관측단 측정 — 기온계로 기온, 하늘 관찰로 구름의 양, 습도·바람·강수 여부를 모둠별 기록표에 기록</w:t>
+              <w:t>• [활동1] 날씨 정보 분석 — 두 날의 기상 요소(기온·습도·강수 확률·구름의 양·바람)를 모둠별로 비교·분석하고, 각 요소가 소풍에 주는 영향을 표로 정리</w:t>
             </w:r>
           </w:p>
           <w:p>
@@ -3653,7 +3520,7 @@
                 <w:b w:val="0"/>
                 <w:sz w:val="19"/>
               </w:rPr>
-              <w:t>• [활동2] 자료 읽기 — 각 기상 요소가 무엇을 알려주고 우리 생활에 어떤 영향을 주는지 표로 정리</w:t>
+              <w:t>• [활동2] 근거 들어 판단·설명 — 소풍 가기 좋은 날을 선택하고, 기상 요소를 근거로 이유 쓰기(서·논술형). ‘고른 날의 장점 + 안 고른 날의 단점’을 자료로 논증</w:t>
             </w:r>
           </w:p>
           <w:p>
@@ -3663,13 +3530,13 @@
                 <w:b w:val="0"/>
                 <w:sz w:val="19"/>
               </w:rPr>
-              <w:t>• [활동3] 수렴→확산 질문 — (수렴) 오늘 습도는 어느 정도일까?  (확산) 여러 기상 요소 중 우리 생활에 가장 중요한 것은?</w:t>
+              <w:t>• 모둠 공유 — 서로 다른 선택과 근거를 비교하며 ‘근거의 적합성’을 함께 검토</w:t>
             </w:r>
           </w:p>
         </w:tc>
         <w:tc>
           <w:tcPr>
-            <w:tcW w:type="dxa" w:w="3213"/>
+            <w:tcW w:type="dxa" w:w="2313"/>
             <w:vAlign w:val="center"/>
             <w:shd w:val="clear" w:fill="F5F8FC"/>
           </w:tcPr>
@@ -3685,7 +3552,7 @@
                 <w:b w:val="0"/>
                 <w:sz w:val="19"/>
               </w:rPr>
-              <w:t>측정·기록의 정확성, 기상 요소–생활 연결 (관찰·대화)</w:t>
+              <w:t>서·논술형 평가 (기상 요소 해석 + 근거 기반 판단)</w:t>
             </w:r>
           </w:p>
         </w:tc>
@@ -3693,7 +3560,7 @@
       <w:tr>
         <w:tc>
           <w:tcPr>
-            <w:tcW w:type="dxa" w:w="3213"/>
+            <w:tcW w:type="dxa" w:w="1157"/>
             <w:vAlign w:val="center"/>
           </w:tcPr>
           <w:p>
@@ -3714,7 +3581,7 @@
         </w:tc>
         <w:tc>
           <w:tcPr>
-            <w:tcW w:type="dxa" w:w="3213"/>
+            <w:tcW w:type="dxa" w:w="6168"/>
             <w:vAlign w:val="center"/>
           </w:tcPr>
           <w:p>
@@ -3729,7 +3596,7 @@
                 <w:b w:val="0"/>
                 <w:sz w:val="19"/>
               </w:rPr>
-              <w:t>• 내 말로 학습 종합 — “기상 요소 하나를 골라 ‘이것은 ○○을 알려주고, 우리 생활에서 ○○에 영향을 준다’로 쓰기” (서술형 미니 평가)</w:t>
+              <w:t>• 내 말로 학습 종합 — “날씨 정보를 활용하면 생활 속 결정을 어떻게 더 잘 내릴 수 있을까?” 한 문장으로 정리</w:t>
             </w:r>
           </w:p>
           <w:p>
@@ -3739,13 +3606,13 @@
                 <w:b w:val="0"/>
                 <w:sz w:val="19"/>
               </w:rPr>
-              <w:t>• 다음 질문 예고 — “그럼 이슬·안개·구름은 어떻게 생기고, 무엇이 같고 다를까?”</w:t>
+              <w:t>• 다음 차시(10~11 성찰) 예고 — 단원 전체에서 알게 된 것 되짚기</w:t>
             </w:r>
           </w:p>
         </w:tc>
         <w:tc>
           <w:tcPr>
-            <w:tcW w:type="dxa" w:w="3213"/>
+            <w:tcW w:type="dxa" w:w="2313"/>
             <w:vAlign w:val="center"/>
           </w:tcPr>
           <w:p>
@@ -3760,7 +3627,7 @@
                 <w:b w:val="0"/>
                 <w:sz w:val="19"/>
               </w:rPr>
-              <w:t>서술형 미니 평가 (형성)</w:t>
+              <w:t>자기평가·상호평가</w:t>
             </w:r>
           </w:p>
         </w:tc>
@@ -3898,7 +3765,7 @@
                 <w:b w:val="0"/>
                 <w:sz w:val="19"/>
               </w:rPr>
-              <w:t>9~10 / 12차시</w:t>
+              <w:t>8~9 / 11차시</w:t>
             </w:r>
           </w:p>
         </w:tc>
@@ -4428,7 +4295,7 @@
       <w:tr>
         <w:tc>
           <w:tcPr>
-            <w:tcW w:type="dxa" w:w="3213"/>
+            <w:tcW w:type="dxa" w:w="2120"/>
             <w:shd w:val="clear" w:fill="1F3A5F"/>
             <w:vAlign w:val="center"/>
           </w:tcPr>
@@ -4451,7 +4318,7 @@
         </w:tc>
         <w:tc>
           <w:tcPr>
-            <w:tcW w:type="dxa" w:w="3213"/>
+            <w:tcW w:type="dxa" w:w="4048"/>
             <w:shd w:val="clear" w:fill="1F3A5F"/>
             <w:vAlign w:val="center"/>
           </w:tcPr>
@@ -4474,7 +4341,7 @@
         </w:tc>
         <w:tc>
           <w:tcPr>
-            <w:tcW w:type="dxa" w:w="3213"/>
+            <w:tcW w:type="dxa" w:w="3470"/>
             <w:shd w:val="clear" w:fill="1F3A5F"/>
             <w:vAlign w:val="center"/>
           </w:tcPr>
@@ -4499,7 +4366,7 @@
       <w:tr>
         <w:tc>
           <w:tcPr>
-            <w:tcW w:type="dxa" w:w="3213"/>
+            <w:tcW w:type="dxa" w:w="2120"/>
             <w:vAlign w:val="center"/>
           </w:tcPr>
           <w:p>
@@ -4520,7 +4387,7 @@
         </w:tc>
         <w:tc>
           <w:tcPr>
-            <w:tcW w:type="dxa" w:w="3213"/>
+            <w:tcW w:type="dxa" w:w="4048"/>
             <w:vAlign w:val="center"/>
           </w:tcPr>
           <w:p>
@@ -4541,7 +4408,7 @@
         </w:tc>
         <w:tc>
           <w:tcPr>
-            <w:tcW w:type="dxa" w:w="3213"/>
+            <w:tcW w:type="dxa" w:w="3470"/>
             <w:vAlign w:val="center"/>
           </w:tcPr>
           <w:p>
@@ -4564,7 +4431,7 @@
       <w:tr>
         <w:tc>
           <w:tcPr>
-            <w:tcW w:type="dxa" w:w="3213"/>
+            <w:tcW w:type="dxa" w:w="2120"/>
             <w:vAlign w:val="center"/>
             <w:shd w:val="clear" w:fill="F5F8FC"/>
           </w:tcPr>
@@ -4586,7 +4453,7 @@
         </w:tc>
         <w:tc>
           <w:tcPr>
-            <w:tcW w:type="dxa" w:w="3213"/>
+            <w:tcW w:type="dxa" w:w="4048"/>
             <w:vAlign w:val="center"/>
             <w:shd w:val="clear" w:fill="F5F8FC"/>
           </w:tcPr>
@@ -4608,7 +4475,7 @@
         </w:tc>
         <w:tc>
           <w:tcPr>
-            <w:tcW w:type="dxa" w:w="3213"/>
+            <w:tcW w:type="dxa" w:w="3470"/>
             <w:vAlign w:val="center"/>
             <w:shd w:val="clear" w:fill="F5F8FC"/>
           </w:tcPr>
@@ -4632,7 +4499,7 @@
       <w:tr>
         <w:tc>
           <w:tcPr>
-            <w:tcW w:type="dxa" w:w="3213"/>
+            <w:tcW w:type="dxa" w:w="2120"/>
             <w:vAlign w:val="center"/>
           </w:tcPr>
           <w:p>
@@ -4653,7 +4520,7 @@
         </w:tc>
         <w:tc>
           <w:tcPr>
-            <w:tcW w:type="dxa" w:w="3213"/>
+            <w:tcW w:type="dxa" w:w="4048"/>
             <w:vAlign w:val="center"/>
           </w:tcPr>
           <w:p>
@@ -4674,7 +4541,7 @@
         </w:tc>
         <w:tc>
           <w:tcPr>
-            <w:tcW w:type="dxa" w:w="3213"/>
+            <w:tcW w:type="dxa" w:w="3470"/>
             <w:vAlign w:val="center"/>
           </w:tcPr>
           <w:p>
@@ -4697,7 +4564,7 @@
       <w:tr>
         <w:tc>
           <w:tcPr>
-            <w:tcW w:type="dxa" w:w="3213"/>
+            <w:tcW w:type="dxa" w:w="2120"/>
             <w:vAlign w:val="center"/>
             <w:shd w:val="clear" w:fill="F5F8FC"/>
           </w:tcPr>
@@ -4719,7 +4586,7 @@
         </w:tc>
         <w:tc>
           <w:tcPr>
-            <w:tcW w:type="dxa" w:w="3213"/>
+            <w:tcW w:type="dxa" w:w="4048"/>
             <w:vAlign w:val="center"/>
             <w:shd w:val="clear" w:fill="F5F8FC"/>
           </w:tcPr>
@@ -4741,7 +4608,7 @@
         </w:tc>
         <w:tc>
           <w:tcPr>
-            <w:tcW w:type="dxa" w:w="3213"/>
+            <w:tcW w:type="dxa" w:w="3470"/>
             <w:vAlign w:val="center"/>
             <w:shd w:val="clear" w:fill="F5F8FC"/>
           </w:tcPr>
@@ -4765,7 +4632,7 @@
       <w:tr>
         <w:tc>
           <w:tcPr>
-            <w:tcW w:type="dxa" w:w="3213"/>
+            <w:tcW w:type="dxa" w:w="2120"/>
             <w:vAlign w:val="center"/>
           </w:tcPr>
           <w:p>
@@ -4786,7 +4653,7 @@
         </w:tc>
         <w:tc>
           <w:tcPr>
-            <w:tcW w:type="dxa" w:w="3213"/>
+            <w:tcW w:type="dxa" w:w="4048"/>
             <w:vAlign w:val="center"/>
           </w:tcPr>
           <w:p>
@@ -4807,7 +4674,7 @@
         </w:tc>
         <w:tc>
           <w:tcPr>
-            <w:tcW w:type="dxa" w:w="3213"/>
+            <w:tcW w:type="dxa" w:w="3470"/>
             <w:vAlign w:val="center"/>
           </w:tcPr>
           <w:p>

--- a/assets/lectures/student-question-assessment/worksheets/weather-question-worksheet-example.docx
+++ b/assets/lectures/student-question-assessment/worksheets/weather-question-worksheet-example.docx
@@ -316,7 +316,7 @@
                 <w:b w:val="0"/>
                 <w:sz w:val="19"/>
               </w:rPr>
-              <w:t>12</w:t>
+              <w:t>11</w:t>
             </w:r>
           </w:p>
         </w:tc>
